--- a/klagomål/A 22081-2026 FSC-klagomål.docx
+++ b/klagomål/A 22081-2026 FSC-klagomål.docx
@@ -1102,7 +1102,7 @@
     <w:r>
       <w:tab/>
       <w:tab/>
-      <w:t>2026-05-16</w:t>
+      <w:t>2026-05-17</w:t>
       <w:br/>
       <w:br/>
     </w:r>

--- a/klagomål/A 22081-2026 FSC-klagomål.docx
+++ b/klagomål/A 22081-2026 FSC-klagomål.docx
@@ -1102,7 +1102,7 @@
     <w:r>
       <w:tab/>
       <w:tab/>
-      <w:t>2026-05-17</w:t>
+      <w:t>2026-05-18</w:t>
       <w:br/>
       <w:br/>
     </w:r>

--- a/klagomål/A 22081-2026 FSC-klagomål.docx
+++ b/klagomål/A 22081-2026 FSC-klagomål.docx
@@ -1102,7 +1102,7 @@
     <w:r>
       <w:tab/>
       <w:tab/>
-      <w:t>2026-05-18</w:t>
+      <w:t>2026-05-19</w:t>
       <w:br/>
       <w:br/>
     </w:r>

--- a/klagomål/A 22081-2026 FSC-klagomål.docx
+++ b/klagomål/A 22081-2026 FSC-klagomål.docx
@@ -1102,7 +1102,7 @@
     <w:r>
       <w:tab/>
       <w:tab/>
-      <w:t>2026-05-19</w:t>
+      <w:t>2026-05-20</w:t>
       <w:br/>
       <w:br/>
     </w:r>

--- a/klagomål/A 22081-2026 FSC-klagomål.docx
+++ b/klagomål/A 22081-2026 FSC-klagomål.docx
@@ -1102,7 +1102,7 @@
     <w:r>
       <w:tab/>
       <w:tab/>
-      <w:t>2026-05-20</w:t>
+      <w:t>2026-05-21</w:t>
       <w:br/>
       <w:br/>
     </w:r>

--- a/klagomål/A 22081-2026 FSC-klagomål.docx
+++ b/klagomål/A 22081-2026 FSC-klagomål.docx
@@ -1102,7 +1102,7 @@
     <w:r>
       <w:tab/>
       <w:tab/>
-      <w:t>2026-05-21</w:t>
+      <w:t>2026-05-22</w:t>
       <w:br/>
       <w:br/>
     </w:r>

--- a/klagomål/A 22081-2026 FSC-klagomål.docx
+++ b/klagomål/A 22081-2026 FSC-klagomål.docx
@@ -1102,7 +1102,7 @@
     <w:r>
       <w:tab/>
       <w:tab/>
-      <w:t>2026-05-22</w:t>
+      <w:t>2026-05-23</w:t>
       <w:br/>
       <w:br/>
     </w:r>

--- a/klagomål/A 22081-2026 FSC-klagomål.docx
+++ b/klagomål/A 22081-2026 FSC-klagomål.docx
@@ -1102,7 +1102,7 @@
     <w:r>
       <w:tab/>
       <w:tab/>
-      <w:t>2026-05-23</w:t>
+      <w:t>2026-05-24</w:t>
       <w:br/>
       <w:br/>
     </w:r>

--- a/klagomål/A 22081-2026 FSC-klagomål.docx
+++ b/klagomål/A 22081-2026 FSC-klagomål.docx
@@ -1102,7 +1102,7 @@
     <w:r>
       <w:tab/>
       <w:tab/>
-      <w:t>2026-05-24</w:t>
+      <w:t>2026-05-25</w:t>
       <w:br/>
       <w:br/>
     </w:r>

--- a/klagomål/A 22081-2026 FSC-klagomål.docx
+++ b/klagomål/A 22081-2026 FSC-klagomål.docx
@@ -1102,7 +1102,7 @@
     <w:r>
       <w:tab/>
       <w:tab/>
-      <w:t>2026-05-25</w:t>
+      <w:t>2026-05-26</w:t>
       <w:br/>
       <w:br/>
     </w:r>

--- a/klagomål/A 22081-2026 FSC-klagomål.docx
+++ b/klagomål/A 22081-2026 FSC-klagomål.docx
@@ -1102,7 +1102,7 @@
     <w:r>
       <w:tab/>
       <w:tab/>
-      <w:t>2026-05-26</w:t>
+      <w:t>2026-05-27</w:t>
       <w:br/>
       <w:br/>
     </w:r>

--- a/klagomål/A 22081-2026 FSC-klagomål.docx
+++ b/klagomål/A 22081-2026 FSC-klagomål.docx
@@ -1102,7 +1102,7 @@
     <w:r>
       <w:tab/>
       <w:tab/>
-      <w:t>2026-05-27</w:t>
+      <w:t>2026-05-28</w:t>
       <w:br/>
       <w:br/>
     </w:r>

--- a/klagomål/A 22081-2026 FSC-klagomål.docx
+++ b/klagomål/A 22081-2026 FSC-klagomål.docx
@@ -1102,7 +1102,7 @@
     <w:r>
       <w:tab/>
       <w:tab/>
-      <w:t>2026-05-28</w:t>
+      <w:t>2026-05-29</w:t>
       <w:br/>
       <w:br/>
     </w:r>

--- a/klagomål/A 22081-2026 FSC-klagomål.docx
+++ b/klagomål/A 22081-2026 FSC-klagomål.docx
@@ -1102,7 +1102,7 @@
     <w:r>
       <w:tab/>
       <w:tab/>
-      <w:t>2026-05-29</w:t>
+      <w:t>2026-05-30</w:t>
       <w:br/>
       <w:br/>
     </w:r>

--- a/klagomål/A 22081-2026 FSC-klagomål.docx
+++ b/klagomål/A 22081-2026 FSC-klagomål.docx
@@ -1102,7 +1102,7 @@
     <w:r>
       <w:tab/>
       <w:tab/>
-      <w:t>2026-05-30</w:t>
+      <w:t>2026-05-31</w:t>
       <w:br/>
       <w:br/>
     </w:r>

--- a/klagomål/A 22081-2026 FSC-klagomål.docx
+++ b/klagomål/A 22081-2026 FSC-klagomål.docx
@@ -1102,7 +1102,7 @@
     <w:r>
       <w:tab/>
       <w:tab/>
-      <w:t>2026-05-31</w:t>
+      <w:t>2026-06-01</w:t>
       <w:br/>
       <w:br/>
     </w:r>

--- a/klagomål/A 22081-2026 FSC-klagomål.docx
+++ b/klagomål/A 22081-2026 FSC-klagomål.docx
@@ -1102,7 +1102,7 @@
     <w:r>
       <w:tab/>
       <w:tab/>
-      <w:t>2026-06-01</w:t>
+      <w:t>2026-06-02</w:t>
       <w:br/>
       <w:br/>
     </w:r>

--- a/klagomål/A 22081-2026 FSC-klagomål.docx
+++ b/klagomål/A 22081-2026 FSC-klagomål.docx
@@ -1102,7 +1102,7 @@
     <w:r>
       <w:tab/>
       <w:tab/>
-      <w:t>2026-06-02</w:t>
+      <w:t>2026-06-03</w:t>
       <w:br/>
       <w:br/>
     </w:r>

--- a/klagomål/A 22081-2026 FSC-klagomål.docx
+++ b/klagomål/A 22081-2026 FSC-klagomål.docx
@@ -1102,7 +1102,7 @@
     <w:r>
       <w:tab/>
       <w:tab/>
-      <w:t>2026-06-03</w:t>
+      <w:t>2026-06-04</w:t>
       <w:br/>
       <w:br/>
     </w:r>

--- a/klagomål/A 22081-2026 FSC-klagomål.docx
+++ b/klagomål/A 22081-2026 FSC-klagomål.docx
@@ -1102,7 +1102,7 @@
     <w:r>
       <w:tab/>
       <w:tab/>
-      <w:t>2026-06-04</w:t>
+      <w:t>2026-06-05</w:t>
       <w:br/>
       <w:br/>
     </w:r>

--- a/klagomål/A 22081-2026 FSC-klagomål.docx
+++ b/klagomål/A 22081-2026 FSC-klagomål.docx
@@ -1102,7 +1102,7 @@
     <w:r>
       <w:tab/>
       <w:tab/>
-      <w:t>2026-06-05</w:t>
+      <w:t>2026-06-06</w:t>
       <w:br/>
       <w:br/>
     </w:r>

--- a/klagomål/A 22081-2026 FSC-klagomål.docx
+++ b/klagomål/A 22081-2026 FSC-klagomål.docx
@@ -1102,7 +1102,7 @@
     <w:r>
       <w:tab/>
       <w:tab/>
-      <w:t>2026-06-06</w:t>
+      <w:t>2026-06-07</w:t>
       <w:br/>
       <w:br/>
     </w:r>

--- a/klagomål/A 22081-2026 FSC-klagomål.docx
+++ b/klagomål/A 22081-2026 FSC-klagomål.docx
@@ -1102,7 +1102,7 @@
     <w:r>
       <w:tab/>
       <w:tab/>
-      <w:t>2026-06-07</w:t>
+      <w:t>2026-06-08</w:t>
       <w:br/>
       <w:br/>
     </w:r>

--- a/klagomål/A 22081-2026 FSC-klagomål.docx
+++ b/klagomål/A 22081-2026 FSC-klagomål.docx
@@ -1102,7 +1102,7 @@
     <w:r>
       <w:tab/>
       <w:tab/>
-      <w:t>2026-06-08</w:t>
+      <w:t>2026-06-09</w:t>
       <w:br/>
       <w:br/>
     </w:r>

--- a/klagomål/A 22081-2026 FSC-klagomål.docx
+++ b/klagomål/A 22081-2026 FSC-klagomål.docx
@@ -1102,7 +1102,7 @@
     <w:r>
       <w:tab/>
       <w:tab/>
-      <w:t>2026-06-09</w:t>
+      <w:t>2026-06-10</w:t>
       <w:br/>
       <w:br/>
     </w:r>

--- a/klagomål/A 22081-2026 FSC-klagomål.docx
+++ b/klagomål/A 22081-2026 FSC-klagomål.docx
@@ -1102,7 +1102,7 @@
     <w:r>
       <w:tab/>
       <w:tab/>
-      <w:t>2026-06-10</w:t>
+      <w:t>2026-06-11</w:t>
       <w:br/>
       <w:br/>
     </w:r>

--- a/klagomål/A 22081-2026 FSC-klagomål.docx
+++ b/klagomål/A 22081-2026 FSC-klagomål.docx
@@ -1102,7 +1102,7 @@
     <w:r>
       <w:tab/>
       <w:tab/>
-      <w:t>2026-06-11</w:t>
+      <w:t>2026-06-12</w:t>
       <w:br/>
       <w:br/>
     </w:r>

--- a/klagomål/A 22081-2026 FSC-klagomål.docx
+++ b/klagomål/A 22081-2026 FSC-klagomål.docx
@@ -1102,7 +1102,7 @@
     <w:r>
       <w:tab/>
       <w:tab/>
-      <w:t>2026-06-12</w:t>
+      <w:t>2026-06-13</w:t>
       <w:br/>
       <w:br/>
     </w:r>

--- a/klagomål/A 22081-2026 FSC-klagomål.docx
+++ b/klagomål/A 22081-2026 FSC-klagomål.docx
@@ -1102,7 +1102,7 @@
     <w:r>
       <w:tab/>
       <w:tab/>
-      <w:t>2026-06-13</w:t>
+      <w:t>2026-06-14</w:t>
       <w:br/>
       <w:br/>
     </w:r>

--- a/klagomål/A 22081-2026 FSC-klagomål.docx
+++ b/klagomål/A 22081-2026 FSC-klagomål.docx
@@ -1102,7 +1102,7 @@
     <w:r>
       <w:tab/>
       <w:tab/>
-      <w:t>2026-06-14</w:t>
+      <w:t>2026-06-15</w:t>
       <w:br/>
       <w:br/>
     </w:r>

--- a/klagomål/A 22081-2026 FSC-klagomål.docx
+++ b/klagomål/A 22081-2026 FSC-klagomål.docx
@@ -1102,7 +1102,7 @@
     <w:r>
       <w:tab/>
       <w:tab/>
-      <w:t>2026-06-15</w:t>
+      <w:t>2026-06-16</w:t>
       <w:br/>
       <w:br/>
     </w:r>

--- a/klagomål/A 22081-2026 FSC-klagomål.docx
+++ b/klagomål/A 22081-2026 FSC-klagomål.docx
@@ -1102,7 +1102,7 @@
     <w:r>
       <w:tab/>
       <w:tab/>
-      <w:t>2026-06-16</w:t>
+      <w:t>2026-06-17</w:t>
       <w:br/>
       <w:br/>
     </w:r>

--- a/klagomål/A 22081-2026 FSC-klagomål.docx
+++ b/klagomål/A 22081-2026 FSC-klagomål.docx
@@ -1,6 +1,6 @@
 
 <file path=word/document.xml><?xml version="1.0" encoding="utf-8"?>
-<w:document xmlns:wpc="http://schemas.microsoft.com/office/word/2010/wordprocessingCanvas" xmlns:cx="http://schemas.microsoft.com/office/drawing/2014/chartex" xmlns:cx1="http://schemas.microsoft.com/office/drawing/2015/9/8/chartex" xmlns:cx2="http://schemas.microsoft.com/office/drawing/2015/10/21/chartex" xmlns:cx3="http://schemas.microsoft.com/office/drawing/2016/5/9/chartex" xmlns:cx4="http://schemas.microsoft.com/office/drawing/2016/5/10/chartex" xmlns:cx5="http://schemas.microsoft.com/office/drawing/2016/5/11/chartex" xmlns:cx6="http://schemas.microsoft.com/office/drawing/2016/5/12/chartex" xmlns:cx7="http://schemas.microsoft.com/office/drawing/2016/5/13/chartex" xmlns:cx8="http://schemas.microsoft.com/office/drawing/2016/5/14/chartex" xmlns:mc="http://schemas.openxmlformats.org/markup-compatibility/2006" xmlns:aink="http://schemas.microsoft.com/office/drawing/2016/ink" xmlns:am3d="http://schemas.microsoft.com/office/drawing/2017/model3d" xmlns:o="urn:schemas-microsoft-com:office:office" xmlns:oel="http://schemas.microsoft.com/office/2019/extlst" xmlns:r="http://schemas.openxmlformats.org/officeDocument/2006/relationships" xmlns:m="http://schemas.openxmlformats.org/officeDocument/2006/math" xmlns:v="urn:schemas-microsoft-com:vml" xmlns:wp14="http://schemas.microsoft.com/office/word/2010/wordprocessingDrawing" xmlns:wp="http://schemas.openxmlformats.org/drawingml/2006/wordprocessingDrawing" xmlns:w10="urn:schemas-microsoft-com:office:word" xmlns:w="http://schemas.openxmlformats.org/wordprocessingml/2006/main" xmlns:w14="http://schemas.microsoft.com/office/word/2010/wordml" xmlns:w15="http://schemas.microsoft.com/office/word/2012/wordml" xmlns:w16cex="http://schemas.microsoft.com/office/word/2018/wordml/cex" xmlns:w16cid="http://schemas.microsoft.com/office/word/2016/wordml/cid" xmlns:w16="http://schemas.microsoft.com/office/word/2018/wordml" xmlns:w16sdtdh="http://schemas.microsoft.com/office/word/2020/wordml/sdtdatahash" xmlns:w16se="http://schemas.microsoft.com/office/word/2015/wordml/symex" xmlns:wpg="http://schemas.microsoft.com/office/word/2010/wordprocessingGroup" xmlns:wpi="http://schemas.microsoft.com/office/word/2010/wordprocessingInk" xmlns:wne="http://schemas.microsoft.com/office/word/2006/wordml" xmlns:wps="http://schemas.microsoft.com/office/word/2010/wordprocessingShape" mc:Ignorable="w14 w15 w16se w16cid w16 w16cex w16sdtdh wp14">
+<w:document xmlns:wpc="http://schemas.microsoft.com/office/word/2010/wordprocessingCanvas" xmlns:cx="http://schemas.microsoft.com/office/drawing/2014/chartex" xmlns:cx1="http://schemas.microsoft.com/office/drawing/2015/9/8/chartex" xmlns:cx2="http://schemas.microsoft.com/office/drawing/2015/10/21/chartex" xmlns:cx3="http://schemas.microsoft.com/office/drawing/2016/5/9/chartex" xmlns:cx4="http://schemas.microsoft.com/office/drawing/2016/5/10/chartex" xmlns:cx5="http://schemas.microsoft.com/office/drawing/2016/5/11/chartex" xmlns:cx6="http://schemas.microsoft.com/office/drawing/2016/5/12/chartex" xmlns:cx7="http://schemas.microsoft.com/office/drawing/2016/5/13/chartex" xmlns:cx8="http://schemas.microsoft.com/office/drawing/2016/5/14/chartex" xmlns:mc="http://schemas.openxmlformats.org/markup-compatibility/2006" xmlns:aink="http://schemas.microsoft.com/office/drawing/2016/ink" xmlns:am3d="http://schemas.microsoft.com/office/drawing/2017/model3d" xmlns:o="urn:schemas-microsoft-com:office:office" xmlns:oel="http://schemas.microsoft.com/office/2019/extlst" xmlns:r="http://schemas.openxmlformats.org/officeDocument/2006/relationships" xmlns:m="http://schemas.openxmlformats.org/officeDocument/2006/math" xmlns:v="urn:schemas-microsoft-com:vml" xmlns:wp14="http://schemas.microsoft.com/office/word/2010/wordprocessingDrawing" xmlns:wp="http://schemas.openxmlformats.org/drawingml/2006/wordprocessingDrawing" xmlns:w10="urn:schemas-microsoft-com:office:word" xmlns:w="http://schemas.openxmlformats.org/wordprocessingml/2006/main" xmlns:w14="http://schemas.microsoft.com/office/word/2010/wordml" xmlns:w15="http://schemas.microsoft.com/office/word/2012/wordml" xmlns:w16cex="http://schemas.microsoft.com/office/word/2018/wordml/cex" xmlns:w16cid="http://schemas.microsoft.com/office/word/2016/wordml/cid" xmlns:w16="http://schemas.microsoft.com/office/word/2018/wordml" xmlns:w16du="http://schemas.microsoft.com/office/word/2023/wordml/word16du" xmlns:w16sdtdh="http://schemas.microsoft.com/office/word/2020/wordml/sdtdatahash" xmlns:w16sdtfl="http://schemas.microsoft.com/office/word/2024/wordml/sdtformatlock" xmlns:w16se="http://schemas.microsoft.com/office/word/2015/wordml/symex" xmlns:wpg="http://schemas.microsoft.com/office/word/2010/wordprocessingGroup" xmlns:wpi="http://schemas.microsoft.com/office/word/2010/wordprocessingInk" xmlns:wne="http://schemas.microsoft.com/office/word/2006/wordml" xmlns:wps="http://schemas.microsoft.com/office/word/2010/wordprocessingShape" mc:Ignorable="w14 w15 w16se w16cid w16 w16cex w16sdtdh w16sdtfl w16du wp14">
   <w:body>
     <w:p>
       <w:r>
@@ -168,7 +168,7 @@
     </w:p>
     <w:p>
       <w:r>
-        <w:t>Detta dokument behandlar höga naturvärden i avverkningsanmälan A 22081-2026 i Nybro kommun. Denna avverkningsanmälan inkom 2026-05-11 12:42:35 och omfattar 0,9 ha.</w:t>
+        <w:t>Detta dokument behandlar höga naturvärden i avverkningsanmälan A 22081-2026 i Nybro kommun som inkom 2026-05-11 och omfattar 0,9 ha.</w:t>
       </w:r>
     </w:p>
     <w:p>
@@ -191,12 +191,15 @@
     </w:p>
     <w:p>
       <w:r>
-        <w:t>I avverkningsanmälan har följande 5 naturvårdsarter hittats: brunlångöra (NT, §4a), dammfladdermus (NT, §4a), nordfladdermus (NT, §4a), dvärgpipistrell (§4a) och tjäder (§4). Av dessa är 3 rödlistade. För rödlistade arter har rödlistekategorin angivits inom parentes. För fridlysta arter anges även paragrafen i Artskyddsförordningen som arten är fridlyst enligt.</w:t>
+        <w:t>I avverkningsanmälan har följande 5 naturvårdsarter hittats: brunlångöra (NT, §4a), dammfladdermus (NT, §4a), nordfladdermus (NT, §4a), tjäder (T, §4) och dvärgpipistrell (§4a). Av dessa är 3 rödlistade. För rödlistade arter har rödlistekategorin angivits inom parentes. Typiska arter inom Natura 2000 som är kopplade till skogsekosystem har markerats med (T). För fridlysta arter anges även paragrafen i Artskyddsförordningen som arten är fridlyst enligt.</w:t>
       </w:r>
     </w:p>
     <w:p>
       <w:r>
-        <w:t>De påträffade naturvårdsarterna är ett tydligt kvitto på att detta rör sig om en skog med höga naturvärden. I Figur 1 visas en karta över det avverkningsanmälda området, där samtliga fyndplatser för naturvårdsarter som finns registrerade på Artportalen har markerats.</w:t>
+        <w:t>De påträffade naturvårdsarterna är ett tydligt kvitto på att det rör sig om en skog med höga naturvärden.</w:t>
+      </w:r>
+      <w:r>
+        <w:t xml:space="preserve"> I Figur 1 visas fyndplatser för naturvårdsarter i området, som finns registrerade på Artportalen.</w:t>
       </w:r>
     </w:p>
     <w:p>
@@ -206,7 +209,7 @@
       <w:r>
         <w:drawing>
           <wp:inline xmlns:a="http://schemas.openxmlformats.org/drawingml/2006/main" xmlns:pic="http://schemas.openxmlformats.org/drawingml/2006/picture">
-            <wp:extent cx="5486400" cy="4060570"/>
+            <wp:extent cx="5486400" cy="5333686"/>
             <wp:docPr id="1" name="Picture 1"/>
             <wp:cNvGraphicFramePr>
               <a:graphicFrameLocks noChangeAspect="1"/>
@@ -227,7 +230,7 @@
                   <pic:spPr>
                     <a:xfrm>
                       <a:off x="0" y="0"/>
-                      <a:ext cx="5486400" cy="4060570"/>
+                      <a:ext cx="5486400" cy="5333686"/>
                     </a:xfrm>
                     <a:prstGeom prst="rect"/>
                   </pic:spPr>
@@ -241,14 +244,15 @@
     <w:p>
       <w:pPr>
         <w:pStyle w:val="Caption"/>
+        <w:spacing w:after="240"/>
       </w:pPr>
       <w:r>
-        <w:t>Figur 1. Fyndplatser för naturvårdsarter i det avverkningsanmälda området (röd linje). Markörer utan svart kant är placerade på fyndplatsen. Markörer med svart kant är placerade vid sidan av fyndplatsen och har ett svart streck som visar fyndplatsens exakta position. Kartans mittpunktskoordinat är N 6321794, E 547092 i SWEREF 99 TM.</w:t>
+        <w:t>Figur 1. Fyndplatser för naturvårdsarter i avverkningsanmälan (röd linje). Markörer utan svart kant är placerade på fyndplatsen. Markörer med svart kant är placerade vid sidan av fyndplatsen och har ett svart streck som visar fyndplatsens exakta position. Kartans mittpunktskoordinat är N 6321794, E 547092 i SWEREF 99 TM.</w:t>
       </w:r>
     </w:p>
     <w:p>
       <w:pPr>
-        <w:pStyle w:val="Heading1"/>
+        <w:pStyle w:val="Heading2"/>
       </w:pPr>
       <w:r>
         <w:t>Fridlysta arter</w:t>
@@ -256,7 +260,7 @@
     </w:p>
     <w:p>
       <w:r>
-        <w:t>Följande fridlysta arter har sina livsmiljöer och växtplatser i den avverkningsanmälda skogen: brunlångöra (NT, §4a), dammfladdermus (NT, §4a), nordfladdermus (NT, §4a), dvärgpipistrell (§4a) och tjäder (§4).</w:t>
+        <w:t>Följande fridlysta arter har sina livsmiljöer och växtplatser i den avverkningsanmälda skogen: brunlångöra (NT, §4a), dammfladdermus (NT, §4a), nordfladdermus (NT, §4a), tjäder (T, §4) och dvärgpipistrell (§4a).</w:t>
       </w:r>
     </w:p>
     <w:p>
@@ -992,7 +996,7 @@
 </file>
 
 <file path=word/endnotes.xml><?xml version="1.0" encoding="utf-8"?>
-<w:endnotes xmlns:wpc="http://schemas.microsoft.com/office/word/2010/wordprocessingCanvas" xmlns:cx="http://schemas.microsoft.com/office/drawing/2014/chartex" xmlns:cx1="http://schemas.microsoft.com/office/drawing/2015/9/8/chartex" xmlns:cx2="http://schemas.microsoft.com/office/drawing/2015/10/21/chartex" xmlns:cx3="http://schemas.microsoft.com/office/drawing/2016/5/9/chartex" xmlns:cx4="http://schemas.microsoft.com/office/drawing/2016/5/10/chartex" xmlns:cx5="http://schemas.microsoft.com/office/drawing/2016/5/11/chartex" xmlns:cx6="http://schemas.microsoft.com/office/drawing/2016/5/12/chartex" xmlns:cx7="http://schemas.microsoft.com/office/drawing/2016/5/13/chartex" xmlns:cx8="http://schemas.microsoft.com/office/drawing/2016/5/14/chartex" xmlns:mc="http://schemas.openxmlformats.org/markup-compatibility/2006" xmlns:aink="http://schemas.microsoft.com/office/drawing/2016/ink" xmlns:am3d="http://schemas.microsoft.com/office/drawing/2017/model3d" xmlns:o="urn:schemas-microsoft-com:office:office" xmlns:oel="http://schemas.microsoft.com/office/2019/extlst" xmlns:r="http://schemas.openxmlformats.org/officeDocument/2006/relationships" xmlns:m="http://schemas.openxmlformats.org/officeDocument/2006/math" xmlns:v="urn:schemas-microsoft-com:vml" xmlns:wp14="http://schemas.microsoft.com/office/word/2010/wordprocessingDrawing" xmlns:wp="http://schemas.openxmlformats.org/drawingml/2006/wordprocessingDrawing" xmlns:w10="urn:schemas-microsoft-com:office:word" xmlns:w="http://schemas.openxmlformats.org/wordprocessingml/2006/main" xmlns:w14="http://schemas.microsoft.com/office/word/2010/wordml" xmlns:w15="http://schemas.microsoft.com/office/word/2012/wordml" xmlns:w16cex="http://schemas.microsoft.com/office/word/2018/wordml/cex" xmlns:w16cid="http://schemas.microsoft.com/office/word/2016/wordml/cid" xmlns:w16="http://schemas.microsoft.com/office/word/2018/wordml" xmlns:w16sdtdh="http://schemas.microsoft.com/office/word/2020/wordml/sdtdatahash" xmlns:w16se="http://schemas.microsoft.com/office/word/2015/wordml/symex" xmlns:wpg="http://schemas.microsoft.com/office/word/2010/wordprocessingGroup" xmlns:wpi="http://schemas.microsoft.com/office/word/2010/wordprocessingInk" xmlns:wne="http://schemas.microsoft.com/office/word/2006/wordml" xmlns:wps="http://schemas.microsoft.com/office/word/2010/wordprocessingShape" mc:Ignorable="w14 w15 w16se w16cid w16 w16cex w16sdtdh wp14">
+<w:endnotes xmlns:wpc="http://schemas.microsoft.com/office/word/2010/wordprocessingCanvas" xmlns:cx="http://schemas.microsoft.com/office/drawing/2014/chartex" xmlns:cx1="http://schemas.microsoft.com/office/drawing/2015/9/8/chartex" xmlns:cx2="http://schemas.microsoft.com/office/drawing/2015/10/21/chartex" xmlns:cx3="http://schemas.microsoft.com/office/drawing/2016/5/9/chartex" xmlns:cx4="http://schemas.microsoft.com/office/drawing/2016/5/10/chartex" xmlns:cx5="http://schemas.microsoft.com/office/drawing/2016/5/11/chartex" xmlns:cx6="http://schemas.microsoft.com/office/drawing/2016/5/12/chartex" xmlns:cx7="http://schemas.microsoft.com/office/drawing/2016/5/13/chartex" xmlns:cx8="http://schemas.microsoft.com/office/drawing/2016/5/14/chartex" xmlns:mc="http://schemas.openxmlformats.org/markup-compatibility/2006" xmlns:aink="http://schemas.microsoft.com/office/drawing/2016/ink" xmlns:am3d="http://schemas.microsoft.com/office/drawing/2017/model3d" xmlns:o="urn:schemas-microsoft-com:office:office" xmlns:oel="http://schemas.microsoft.com/office/2019/extlst" xmlns:r="http://schemas.openxmlformats.org/officeDocument/2006/relationships" xmlns:m="http://schemas.openxmlformats.org/officeDocument/2006/math" xmlns:v="urn:schemas-microsoft-com:vml" xmlns:wp14="http://schemas.microsoft.com/office/word/2010/wordprocessingDrawing" xmlns:wp="http://schemas.openxmlformats.org/drawingml/2006/wordprocessingDrawing" xmlns:w10="urn:schemas-microsoft-com:office:word" xmlns:w="http://schemas.openxmlformats.org/wordprocessingml/2006/main" xmlns:w14="http://schemas.microsoft.com/office/word/2010/wordml" xmlns:w15="http://schemas.microsoft.com/office/word/2012/wordml" xmlns:w16cex="http://schemas.microsoft.com/office/word/2018/wordml/cex" xmlns:w16cid="http://schemas.microsoft.com/office/word/2016/wordml/cid" xmlns:w16="http://schemas.microsoft.com/office/word/2018/wordml" xmlns:w16du="http://schemas.microsoft.com/office/word/2023/wordml/word16du" xmlns:w16sdtdh="http://schemas.microsoft.com/office/word/2020/wordml/sdtdatahash" xmlns:w16sdtfl="http://schemas.microsoft.com/office/word/2024/wordml/sdtformatlock" xmlns:w16se="http://schemas.microsoft.com/office/word/2015/wordml/symex" xmlns:wpg="http://schemas.microsoft.com/office/word/2010/wordprocessingGroup" xmlns:wpi="http://schemas.microsoft.com/office/word/2010/wordprocessingInk" xmlns:wne="http://schemas.microsoft.com/office/word/2006/wordml" xmlns:wps="http://schemas.microsoft.com/office/word/2010/wordprocessingShape" mc:Ignorable="w14 w15 w16se w16cid w16 w16cex w16sdtdh w16sdtfl w16du wp14">
   <w:endnote w:type="separator" w:id="-1">
     <w:p>
       <w:pPr>
@@ -1017,7 +1021,7 @@
 </file>
 
 <file path=word/footer1.xml><?xml version="1.0" encoding="utf-8"?>
-<w:ftr xmlns:wpc="http://schemas.microsoft.com/office/word/2010/wordprocessingCanvas" xmlns:cx="http://schemas.microsoft.com/office/drawing/2014/chartex" xmlns:cx1="http://schemas.microsoft.com/office/drawing/2015/9/8/chartex" xmlns:cx2="http://schemas.microsoft.com/office/drawing/2015/10/21/chartex" xmlns:cx3="http://schemas.microsoft.com/office/drawing/2016/5/9/chartex" xmlns:cx4="http://schemas.microsoft.com/office/drawing/2016/5/10/chartex" xmlns:cx5="http://schemas.microsoft.com/office/drawing/2016/5/11/chartex" xmlns:cx6="http://schemas.microsoft.com/office/drawing/2016/5/12/chartex" xmlns:cx7="http://schemas.microsoft.com/office/drawing/2016/5/13/chartex" xmlns:cx8="http://schemas.microsoft.com/office/drawing/2016/5/14/chartex" xmlns:mc="http://schemas.openxmlformats.org/markup-compatibility/2006" xmlns:aink="http://schemas.microsoft.com/office/drawing/2016/ink" xmlns:am3d="http://schemas.microsoft.com/office/drawing/2017/model3d" xmlns:o="urn:schemas-microsoft-com:office:office" xmlns:oel="http://schemas.microsoft.com/office/2019/extlst" xmlns:r="http://schemas.openxmlformats.org/officeDocument/2006/relationships" xmlns:m="http://schemas.openxmlformats.org/officeDocument/2006/math" xmlns:v="urn:schemas-microsoft-com:vml" xmlns:wp14="http://schemas.microsoft.com/office/word/2010/wordprocessingDrawing" xmlns:wp="http://schemas.openxmlformats.org/drawingml/2006/wordprocessingDrawing" xmlns:w10="urn:schemas-microsoft-com:office:word" xmlns:w="http://schemas.openxmlformats.org/wordprocessingml/2006/main" xmlns:w14="http://schemas.microsoft.com/office/word/2010/wordml" xmlns:w15="http://schemas.microsoft.com/office/word/2012/wordml" xmlns:w16cex="http://schemas.microsoft.com/office/word/2018/wordml/cex" xmlns:w16cid="http://schemas.microsoft.com/office/word/2016/wordml/cid" xmlns:w16="http://schemas.microsoft.com/office/word/2018/wordml" xmlns:w16sdtdh="http://schemas.microsoft.com/office/word/2020/wordml/sdtdatahash" xmlns:w16se="http://schemas.microsoft.com/office/word/2015/wordml/symex" xmlns:wpg="http://schemas.microsoft.com/office/word/2010/wordprocessingGroup" xmlns:wpi="http://schemas.microsoft.com/office/word/2010/wordprocessingInk" xmlns:wne="http://schemas.microsoft.com/office/word/2006/wordml" xmlns:wps="http://schemas.microsoft.com/office/word/2010/wordprocessingShape" mc:Ignorable="w14 w15 w16se w16cid w16 w16cex w16sdtdh wp14">
+<w:ftr xmlns:wpc="http://schemas.microsoft.com/office/word/2010/wordprocessingCanvas" xmlns:cx="http://schemas.microsoft.com/office/drawing/2014/chartex" xmlns:cx1="http://schemas.microsoft.com/office/drawing/2015/9/8/chartex" xmlns:cx2="http://schemas.microsoft.com/office/drawing/2015/10/21/chartex" xmlns:cx3="http://schemas.microsoft.com/office/drawing/2016/5/9/chartex" xmlns:cx4="http://schemas.microsoft.com/office/drawing/2016/5/10/chartex" xmlns:cx5="http://schemas.microsoft.com/office/drawing/2016/5/11/chartex" xmlns:cx6="http://schemas.microsoft.com/office/drawing/2016/5/12/chartex" xmlns:cx7="http://schemas.microsoft.com/office/drawing/2016/5/13/chartex" xmlns:cx8="http://schemas.microsoft.com/office/drawing/2016/5/14/chartex" xmlns:mc="http://schemas.openxmlformats.org/markup-compatibility/2006" xmlns:aink="http://schemas.microsoft.com/office/drawing/2016/ink" xmlns:am3d="http://schemas.microsoft.com/office/drawing/2017/model3d" xmlns:o="urn:schemas-microsoft-com:office:office" xmlns:oel="http://schemas.microsoft.com/office/2019/extlst" xmlns:r="http://schemas.openxmlformats.org/officeDocument/2006/relationships" xmlns:m="http://schemas.openxmlformats.org/officeDocument/2006/math" xmlns:v="urn:schemas-microsoft-com:vml" xmlns:wp14="http://schemas.microsoft.com/office/word/2010/wordprocessingDrawing" xmlns:wp="http://schemas.openxmlformats.org/drawingml/2006/wordprocessingDrawing" xmlns:w10="urn:schemas-microsoft-com:office:word" xmlns:w="http://schemas.openxmlformats.org/wordprocessingml/2006/main" xmlns:w14="http://schemas.microsoft.com/office/word/2010/wordml" xmlns:w15="http://schemas.microsoft.com/office/word/2012/wordml" xmlns:w16cex="http://schemas.microsoft.com/office/word/2018/wordml/cex" xmlns:w16cid="http://schemas.microsoft.com/office/word/2016/wordml/cid" xmlns:w16="http://schemas.microsoft.com/office/word/2018/wordml" xmlns:w16du="http://schemas.microsoft.com/office/word/2023/wordml/word16du" xmlns:w16sdtdh="http://schemas.microsoft.com/office/word/2020/wordml/sdtdatahash" xmlns:w16sdtfl="http://schemas.microsoft.com/office/word/2024/wordml/sdtformatlock" xmlns:w16se="http://schemas.microsoft.com/office/word/2015/wordml/symex" xmlns:wpg="http://schemas.microsoft.com/office/word/2010/wordprocessingGroup" xmlns:wpi="http://schemas.microsoft.com/office/word/2010/wordprocessingInk" xmlns:wne="http://schemas.microsoft.com/office/word/2006/wordml" xmlns:wps="http://schemas.microsoft.com/office/word/2010/wordprocessingShape" mc:Ignorable="w14 w15 w16se w16cid w16 w16cex w16sdtdh w16sdtfl w16du wp14">
   <w:p>
     <w:pPr>
       <w:pStyle w:val="Footer"/>
@@ -1027,7 +1031,7 @@
 </file>
 
 <file path=word/footer2.xml><?xml version="1.0" encoding="utf-8"?>
-<w:ftr xmlns:wpc="http://schemas.microsoft.com/office/word/2010/wordprocessingCanvas" xmlns:cx="http://schemas.microsoft.com/office/drawing/2014/chartex" xmlns:cx1="http://schemas.microsoft.com/office/drawing/2015/9/8/chartex" xmlns:cx2="http://schemas.microsoft.com/office/drawing/2015/10/21/chartex" xmlns:cx3="http://schemas.microsoft.com/office/drawing/2016/5/9/chartex" xmlns:cx4="http://schemas.microsoft.com/office/drawing/2016/5/10/chartex" xmlns:cx5="http://schemas.microsoft.com/office/drawing/2016/5/11/chartex" xmlns:cx6="http://schemas.microsoft.com/office/drawing/2016/5/12/chartex" xmlns:cx7="http://schemas.microsoft.com/office/drawing/2016/5/13/chartex" xmlns:cx8="http://schemas.microsoft.com/office/drawing/2016/5/14/chartex" xmlns:mc="http://schemas.openxmlformats.org/markup-compatibility/2006" xmlns:aink="http://schemas.microsoft.com/office/drawing/2016/ink" xmlns:am3d="http://schemas.microsoft.com/office/drawing/2017/model3d" xmlns:o="urn:schemas-microsoft-com:office:office" xmlns:oel="http://schemas.microsoft.com/office/2019/extlst" xmlns:r="http://schemas.openxmlformats.org/officeDocument/2006/relationships" xmlns:m="http://schemas.openxmlformats.org/officeDocument/2006/math" xmlns:v="urn:schemas-microsoft-com:vml" xmlns:wp14="http://schemas.microsoft.com/office/word/2010/wordprocessingDrawing" xmlns:wp="http://schemas.openxmlformats.org/drawingml/2006/wordprocessingDrawing" xmlns:w10="urn:schemas-microsoft-com:office:word" xmlns:w="http://schemas.openxmlformats.org/wordprocessingml/2006/main" xmlns:w14="http://schemas.microsoft.com/office/word/2010/wordml" xmlns:w15="http://schemas.microsoft.com/office/word/2012/wordml" xmlns:w16cex="http://schemas.microsoft.com/office/word/2018/wordml/cex" xmlns:w16cid="http://schemas.microsoft.com/office/word/2016/wordml/cid" xmlns:w16="http://schemas.microsoft.com/office/word/2018/wordml" xmlns:w16sdtdh="http://schemas.microsoft.com/office/word/2020/wordml/sdtdatahash" xmlns:w16se="http://schemas.microsoft.com/office/word/2015/wordml/symex" xmlns:wpg="http://schemas.microsoft.com/office/word/2010/wordprocessingGroup" xmlns:wpi="http://schemas.microsoft.com/office/word/2010/wordprocessingInk" xmlns:wne="http://schemas.microsoft.com/office/word/2006/wordml" xmlns:wps="http://schemas.microsoft.com/office/word/2010/wordprocessingShape" mc:Ignorable="w14 w15 w16se w16cid w16 w16cex w16sdtdh wp14">
+<w:ftr xmlns:wpc="http://schemas.microsoft.com/office/word/2010/wordprocessingCanvas" xmlns:cx="http://schemas.microsoft.com/office/drawing/2014/chartex" xmlns:cx1="http://schemas.microsoft.com/office/drawing/2015/9/8/chartex" xmlns:cx2="http://schemas.microsoft.com/office/drawing/2015/10/21/chartex" xmlns:cx3="http://schemas.microsoft.com/office/drawing/2016/5/9/chartex" xmlns:cx4="http://schemas.microsoft.com/office/drawing/2016/5/10/chartex" xmlns:cx5="http://schemas.microsoft.com/office/drawing/2016/5/11/chartex" xmlns:cx6="http://schemas.microsoft.com/office/drawing/2016/5/12/chartex" xmlns:cx7="http://schemas.microsoft.com/office/drawing/2016/5/13/chartex" xmlns:cx8="http://schemas.microsoft.com/office/drawing/2016/5/14/chartex" xmlns:mc="http://schemas.openxmlformats.org/markup-compatibility/2006" xmlns:aink="http://schemas.microsoft.com/office/drawing/2016/ink" xmlns:am3d="http://schemas.microsoft.com/office/drawing/2017/model3d" xmlns:o="urn:schemas-microsoft-com:office:office" xmlns:oel="http://schemas.microsoft.com/office/2019/extlst" xmlns:r="http://schemas.openxmlformats.org/officeDocument/2006/relationships" xmlns:m="http://schemas.openxmlformats.org/officeDocument/2006/math" xmlns:v="urn:schemas-microsoft-com:vml" xmlns:wp14="http://schemas.microsoft.com/office/word/2010/wordprocessingDrawing" xmlns:wp="http://schemas.openxmlformats.org/drawingml/2006/wordprocessingDrawing" xmlns:w10="urn:schemas-microsoft-com:office:word" xmlns:w="http://schemas.openxmlformats.org/wordprocessingml/2006/main" xmlns:w14="http://schemas.microsoft.com/office/word/2010/wordml" xmlns:w15="http://schemas.microsoft.com/office/word/2012/wordml" xmlns:w16cex="http://schemas.microsoft.com/office/word/2018/wordml/cex" xmlns:w16cid="http://schemas.microsoft.com/office/word/2016/wordml/cid" xmlns:w16="http://schemas.microsoft.com/office/word/2018/wordml" xmlns:w16du="http://schemas.microsoft.com/office/word/2023/wordml/word16du" xmlns:w16sdtdh="http://schemas.microsoft.com/office/word/2020/wordml/sdtdatahash" xmlns:w16sdtfl="http://schemas.microsoft.com/office/word/2024/wordml/sdtformatlock" xmlns:w16se="http://schemas.microsoft.com/office/word/2015/wordml/symex" xmlns:wpg="http://schemas.microsoft.com/office/word/2010/wordprocessingGroup" xmlns:wpi="http://schemas.microsoft.com/office/word/2010/wordprocessingInk" xmlns:wne="http://schemas.microsoft.com/office/word/2006/wordml" xmlns:wps="http://schemas.microsoft.com/office/word/2010/wordprocessingShape" mc:Ignorable="w14 w15 w16se w16cid w16 w16cex w16sdtdh w16sdtfl w16du wp14">
   <w:p>
     <w:pPr>
       <w:pStyle w:val="Footer"/>
@@ -1037,7 +1041,7 @@
 </file>
 
 <file path=word/footer3.xml><?xml version="1.0" encoding="utf-8"?>
-<w:ftr xmlns:wpc="http://schemas.microsoft.com/office/word/2010/wordprocessingCanvas" xmlns:cx="http://schemas.microsoft.com/office/drawing/2014/chartex" xmlns:cx1="http://schemas.microsoft.com/office/drawing/2015/9/8/chartex" xmlns:cx2="http://schemas.microsoft.com/office/drawing/2015/10/21/chartex" xmlns:cx3="http://schemas.microsoft.com/office/drawing/2016/5/9/chartex" xmlns:cx4="http://schemas.microsoft.com/office/drawing/2016/5/10/chartex" xmlns:cx5="http://schemas.microsoft.com/office/drawing/2016/5/11/chartex" xmlns:cx6="http://schemas.microsoft.com/office/drawing/2016/5/12/chartex" xmlns:cx7="http://schemas.microsoft.com/office/drawing/2016/5/13/chartex" xmlns:cx8="http://schemas.microsoft.com/office/drawing/2016/5/14/chartex" xmlns:mc="http://schemas.openxmlformats.org/markup-compatibility/2006" xmlns:aink="http://schemas.microsoft.com/office/drawing/2016/ink" xmlns:am3d="http://schemas.microsoft.com/office/drawing/2017/model3d" xmlns:o="urn:schemas-microsoft-com:office:office" xmlns:oel="http://schemas.microsoft.com/office/2019/extlst" xmlns:r="http://schemas.openxmlformats.org/officeDocument/2006/relationships" xmlns:m="http://schemas.openxmlformats.org/officeDocument/2006/math" xmlns:v="urn:schemas-microsoft-com:vml" xmlns:wp14="http://schemas.microsoft.com/office/word/2010/wordprocessingDrawing" xmlns:wp="http://schemas.openxmlformats.org/drawingml/2006/wordprocessingDrawing" xmlns:w10="urn:schemas-microsoft-com:office:word" xmlns:w="http://schemas.openxmlformats.org/wordprocessingml/2006/main" xmlns:w14="http://schemas.microsoft.com/office/word/2010/wordml" xmlns:w15="http://schemas.microsoft.com/office/word/2012/wordml" xmlns:w16cex="http://schemas.microsoft.com/office/word/2018/wordml/cex" xmlns:w16cid="http://schemas.microsoft.com/office/word/2016/wordml/cid" xmlns:w16="http://schemas.microsoft.com/office/word/2018/wordml" xmlns:w16sdtdh="http://schemas.microsoft.com/office/word/2020/wordml/sdtdatahash" xmlns:w16se="http://schemas.microsoft.com/office/word/2015/wordml/symex" xmlns:wpg="http://schemas.microsoft.com/office/word/2010/wordprocessingGroup" xmlns:wpi="http://schemas.microsoft.com/office/word/2010/wordprocessingInk" xmlns:wne="http://schemas.microsoft.com/office/word/2006/wordml" xmlns:wps="http://schemas.microsoft.com/office/word/2010/wordprocessingShape" mc:Ignorable="w14 w15 w16se w16cid w16 w16cex w16sdtdh wp14">
+<w:ftr xmlns:wpc="http://schemas.microsoft.com/office/word/2010/wordprocessingCanvas" xmlns:cx="http://schemas.microsoft.com/office/drawing/2014/chartex" xmlns:cx1="http://schemas.microsoft.com/office/drawing/2015/9/8/chartex" xmlns:cx2="http://schemas.microsoft.com/office/drawing/2015/10/21/chartex" xmlns:cx3="http://schemas.microsoft.com/office/drawing/2016/5/9/chartex" xmlns:cx4="http://schemas.microsoft.com/office/drawing/2016/5/10/chartex" xmlns:cx5="http://schemas.microsoft.com/office/drawing/2016/5/11/chartex" xmlns:cx6="http://schemas.microsoft.com/office/drawing/2016/5/12/chartex" xmlns:cx7="http://schemas.microsoft.com/office/drawing/2016/5/13/chartex" xmlns:cx8="http://schemas.microsoft.com/office/drawing/2016/5/14/chartex" xmlns:mc="http://schemas.openxmlformats.org/markup-compatibility/2006" xmlns:aink="http://schemas.microsoft.com/office/drawing/2016/ink" xmlns:am3d="http://schemas.microsoft.com/office/drawing/2017/model3d" xmlns:o="urn:schemas-microsoft-com:office:office" xmlns:oel="http://schemas.microsoft.com/office/2019/extlst" xmlns:r="http://schemas.openxmlformats.org/officeDocument/2006/relationships" xmlns:m="http://schemas.openxmlformats.org/officeDocument/2006/math" xmlns:v="urn:schemas-microsoft-com:vml" xmlns:wp14="http://schemas.microsoft.com/office/word/2010/wordprocessingDrawing" xmlns:wp="http://schemas.openxmlformats.org/drawingml/2006/wordprocessingDrawing" xmlns:w10="urn:schemas-microsoft-com:office:word" xmlns:w="http://schemas.openxmlformats.org/wordprocessingml/2006/main" xmlns:w14="http://schemas.microsoft.com/office/word/2010/wordml" xmlns:w15="http://schemas.microsoft.com/office/word/2012/wordml" xmlns:w16cex="http://schemas.microsoft.com/office/word/2018/wordml/cex" xmlns:w16cid="http://schemas.microsoft.com/office/word/2016/wordml/cid" xmlns:w16="http://schemas.microsoft.com/office/word/2018/wordml" xmlns:w16du="http://schemas.microsoft.com/office/word/2023/wordml/word16du" xmlns:w16sdtdh="http://schemas.microsoft.com/office/word/2020/wordml/sdtdatahash" xmlns:w16sdtfl="http://schemas.microsoft.com/office/word/2024/wordml/sdtformatlock" xmlns:w16se="http://schemas.microsoft.com/office/word/2015/wordml/symex" xmlns:wpg="http://schemas.microsoft.com/office/word/2010/wordprocessingGroup" xmlns:wpi="http://schemas.microsoft.com/office/word/2010/wordprocessingInk" xmlns:wne="http://schemas.microsoft.com/office/word/2006/wordml" xmlns:wps="http://schemas.microsoft.com/office/word/2010/wordprocessingShape" mc:Ignorable="w14 w15 w16se w16cid w16 w16cex w16sdtdh w16sdtfl w16du wp14">
   <w:p>
     <w:pPr>
       <w:pStyle w:val="Footer"/>
@@ -1047,7 +1051,7 @@
 </file>
 
 <file path=word/footnotes.xml><?xml version="1.0" encoding="utf-8"?>
-<w:footnotes xmlns:wpc="http://schemas.microsoft.com/office/word/2010/wordprocessingCanvas" xmlns:cx="http://schemas.microsoft.com/office/drawing/2014/chartex" xmlns:cx1="http://schemas.microsoft.com/office/drawing/2015/9/8/chartex" xmlns:cx2="http://schemas.microsoft.com/office/drawing/2015/10/21/chartex" xmlns:cx3="http://schemas.microsoft.com/office/drawing/2016/5/9/chartex" xmlns:cx4="http://schemas.microsoft.com/office/drawing/2016/5/10/chartex" xmlns:cx5="http://schemas.microsoft.com/office/drawing/2016/5/11/chartex" xmlns:cx6="http://schemas.microsoft.com/office/drawing/2016/5/12/chartex" xmlns:cx7="http://schemas.microsoft.com/office/drawing/2016/5/13/chartex" xmlns:cx8="http://schemas.microsoft.com/office/drawing/2016/5/14/chartex" xmlns:mc="http://schemas.openxmlformats.org/markup-compatibility/2006" xmlns:aink="http://schemas.microsoft.com/office/drawing/2016/ink" xmlns:am3d="http://schemas.microsoft.com/office/drawing/2017/model3d" xmlns:o="urn:schemas-microsoft-com:office:office" xmlns:oel="http://schemas.microsoft.com/office/2019/extlst" xmlns:r="http://schemas.openxmlformats.org/officeDocument/2006/relationships" xmlns:m="http://schemas.openxmlformats.org/officeDocument/2006/math" xmlns:v="urn:schemas-microsoft-com:vml" xmlns:wp14="http://schemas.microsoft.com/office/word/2010/wordprocessingDrawing" xmlns:wp="http://schemas.openxmlformats.org/drawingml/2006/wordprocessingDrawing" xmlns:w10="urn:schemas-microsoft-com:office:word" xmlns:w="http://schemas.openxmlformats.org/wordprocessingml/2006/main" xmlns:w14="http://schemas.microsoft.com/office/word/2010/wordml" xmlns:w15="http://schemas.microsoft.com/office/word/2012/wordml" xmlns:w16cex="http://schemas.microsoft.com/office/word/2018/wordml/cex" xmlns:w16cid="http://schemas.microsoft.com/office/word/2016/wordml/cid" xmlns:w16="http://schemas.microsoft.com/office/word/2018/wordml" xmlns:w16sdtdh="http://schemas.microsoft.com/office/word/2020/wordml/sdtdatahash" xmlns:w16se="http://schemas.microsoft.com/office/word/2015/wordml/symex" xmlns:wpg="http://schemas.microsoft.com/office/word/2010/wordprocessingGroup" xmlns:wpi="http://schemas.microsoft.com/office/word/2010/wordprocessingInk" xmlns:wne="http://schemas.microsoft.com/office/word/2006/wordml" xmlns:wps="http://schemas.microsoft.com/office/word/2010/wordprocessingShape" mc:Ignorable="w14 w15 w16se w16cid w16 w16cex w16sdtdh wp14">
+<w:footnotes xmlns:wpc="http://schemas.microsoft.com/office/word/2010/wordprocessingCanvas" xmlns:cx="http://schemas.microsoft.com/office/drawing/2014/chartex" xmlns:cx1="http://schemas.microsoft.com/office/drawing/2015/9/8/chartex" xmlns:cx2="http://schemas.microsoft.com/office/drawing/2015/10/21/chartex" xmlns:cx3="http://schemas.microsoft.com/office/drawing/2016/5/9/chartex" xmlns:cx4="http://schemas.microsoft.com/office/drawing/2016/5/10/chartex" xmlns:cx5="http://schemas.microsoft.com/office/drawing/2016/5/11/chartex" xmlns:cx6="http://schemas.microsoft.com/office/drawing/2016/5/12/chartex" xmlns:cx7="http://schemas.microsoft.com/office/drawing/2016/5/13/chartex" xmlns:cx8="http://schemas.microsoft.com/office/drawing/2016/5/14/chartex" xmlns:mc="http://schemas.openxmlformats.org/markup-compatibility/2006" xmlns:aink="http://schemas.microsoft.com/office/drawing/2016/ink" xmlns:am3d="http://schemas.microsoft.com/office/drawing/2017/model3d" xmlns:o="urn:schemas-microsoft-com:office:office" xmlns:oel="http://schemas.microsoft.com/office/2019/extlst" xmlns:r="http://schemas.openxmlformats.org/officeDocument/2006/relationships" xmlns:m="http://schemas.openxmlformats.org/officeDocument/2006/math" xmlns:v="urn:schemas-microsoft-com:vml" xmlns:wp14="http://schemas.microsoft.com/office/word/2010/wordprocessingDrawing" xmlns:wp="http://schemas.openxmlformats.org/drawingml/2006/wordprocessingDrawing" xmlns:w10="urn:schemas-microsoft-com:office:word" xmlns:w="http://schemas.openxmlformats.org/wordprocessingml/2006/main" xmlns:w14="http://schemas.microsoft.com/office/word/2010/wordml" xmlns:w15="http://schemas.microsoft.com/office/word/2012/wordml" xmlns:w16cex="http://schemas.microsoft.com/office/word/2018/wordml/cex" xmlns:w16cid="http://schemas.microsoft.com/office/word/2016/wordml/cid" xmlns:w16="http://schemas.microsoft.com/office/word/2018/wordml" xmlns:w16du="http://schemas.microsoft.com/office/word/2023/wordml/word16du" xmlns:w16sdtdh="http://schemas.microsoft.com/office/word/2020/wordml/sdtdatahash" xmlns:w16sdtfl="http://schemas.microsoft.com/office/word/2024/wordml/sdtformatlock" xmlns:w16se="http://schemas.microsoft.com/office/word/2015/wordml/symex" xmlns:wpg="http://schemas.microsoft.com/office/word/2010/wordprocessingGroup" xmlns:wpi="http://schemas.microsoft.com/office/word/2010/wordprocessingInk" xmlns:wne="http://schemas.microsoft.com/office/word/2006/wordml" xmlns:wps="http://schemas.microsoft.com/office/word/2010/wordprocessingShape" mc:Ignorable="w14 w15 w16se w16cid w16 w16cex w16sdtdh w16sdtfl w16du wp14">
   <w:footnote w:type="separator" w:id="-1">
     <w:p>
       <w:pPr>
@@ -1072,7 +1076,7 @@
 </file>
 
 <file path=word/header1.xml><?xml version="1.0" encoding="utf-8"?>
-<w:hdr xmlns:wpc="http://schemas.microsoft.com/office/word/2010/wordprocessingCanvas" xmlns:cx="http://schemas.microsoft.com/office/drawing/2014/chartex" xmlns:cx1="http://schemas.microsoft.com/office/drawing/2015/9/8/chartex" xmlns:cx2="http://schemas.microsoft.com/office/drawing/2015/10/21/chartex" xmlns:cx3="http://schemas.microsoft.com/office/drawing/2016/5/9/chartex" xmlns:cx4="http://schemas.microsoft.com/office/drawing/2016/5/10/chartex" xmlns:cx5="http://schemas.microsoft.com/office/drawing/2016/5/11/chartex" xmlns:cx6="http://schemas.microsoft.com/office/drawing/2016/5/12/chartex" xmlns:cx7="http://schemas.microsoft.com/office/drawing/2016/5/13/chartex" xmlns:cx8="http://schemas.microsoft.com/office/drawing/2016/5/14/chartex" xmlns:mc="http://schemas.openxmlformats.org/markup-compatibility/2006" xmlns:aink="http://schemas.microsoft.com/office/drawing/2016/ink" xmlns:am3d="http://schemas.microsoft.com/office/drawing/2017/model3d" xmlns:o="urn:schemas-microsoft-com:office:office" xmlns:oel="http://schemas.microsoft.com/office/2019/extlst" xmlns:r="http://schemas.openxmlformats.org/officeDocument/2006/relationships" xmlns:m="http://schemas.openxmlformats.org/officeDocument/2006/math" xmlns:v="urn:schemas-microsoft-com:vml" xmlns:wp14="http://schemas.microsoft.com/office/word/2010/wordprocessingDrawing" xmlns:wp="http://schemas.openxmlformats.org/drawingml/2006/wordprocessingDrawing" xmlns:w10="urn:schemas-microsoft-com:office:word" xmlns:w="http://schemas.openxmlformats.org/wordprocessingml/2006/main" xmlns:w14="http://schemas.microsoft.com/office/word/2010/wordml" xmlns:w15="http://schemas.microsoft.com/office/word/2012/wordml" xmlns:w16cex="http://schemas.microsoft.com/office/word/2018/wordml/cex" xmlns:w16cid="http://schemas.microsoft.com/office/word/2016/wordml/cid" xmlns:w16="http://schemas.microsoft.com/office/word/2018/wordml" xmlns:w16sdtdh="http://schemas.microsoft.com/office/word/2020/wordml/sdtdatahash" xmlns:w16se="http://schemas.microsoft.com/office/word/2015/wordml/symex" xmlns:wpg="http://schemas.microsoft.com/office/word/2010/wordprocessingGroup" xmlns:wpi="http://schemas.microsoft.com/office/word/2010/wordprocessingInk" xmlns:wne="http://schemas.microsoft.com/office/word/2006/wordml" xmlns:wps="http://schemas.microsoft.com/office/word/2010/wordprocessingShape" mc:Ignorable="w14 w15 w16se w16cid w16 w16cex w16sdtdh wp14">
+<w:hdr xmlns:wpc="http://schemas.microsoft.com/office/word/2010/wordprocessingCanvas" xmlns:cx="http://schemas.microsoft.com/office/drawing/2014/chartex" xmlns:cx1="http://schemas.microsoft.com/office/drawing/2015/9/8/chartex" xmlns:cx2="http://schemas.microsoft.com/office/drawing/2015/10/21/chartex" xmlns:cx3="http://schemas.microsoft.com/office/drawing/2016/5/9/chartex" xmlns:cx4="http://schemas.microsoft.com/office/drawing/2016/5/10/chartex" xmlns:cx5="http://schemas.microsoft.com/office/drawing/2016/5/11/chartex" xmlns:cx6="http://schemas.microsoft.com/office/drawing/2016/5/12/chartex" xmlns:cx7="http://schemas.microsoft.com/office/drawing/2016/5/13/chartex" xmlns:cx8="http://schemas.microsoft.com/office/drawing/2016/5/14/chartex" xmlns:mc="http://schemas.openxmlformats.org/markup-compatibility/2006" xmlns:aink="http://schemas.microsoft.com/office/drawing/2016/ink" xmlns:am3d="http://schemas.microsoft.com/office/drawing/2017/model3d" xmlns:o="urn:schemas-microsoft-com:office:office" xmlns:oel="http://schemas.microsoft.com/office/2019/extlst" xmlns:r="http://schemas.openxmlformats.org/officeDocument/2006/relationships" xmlns:m="http://schemas.openxmlformats.org/officeDocument/2006/math" xmlns:v="urn:schemas-microsoft-com:vml" xmlns:wp14="http://schemas.microsoft.com/office/word/2010/wordprocessingDrawing" xmlns:wp="http://schemas.openxmlformats.org/drawingml/2006/wordprocessingDrawing" xmlns:w10="urn:schemas-microsoft-com:office:word" xmlns:w="http://schemas.openxmlformats.org/wordprocessingml/2006/main" xmlns:w14="http://schemas.microsoft.com/office/word/2010/wordml" xmlns:w15="http://schemas.microsoft.com/office/word/2012/wordml" xmlns:w16cex="http://schemas.microsoft.com/office/word/2018/wordml/cex" xmlns:w16cid="http://schemas.microsoft.com/office/word/2016/wordml/cid" xmlns:w16="http://schemas.microsoft.com/office/word/2018/wordml" xmlns:w16du="http://schemas.microsoft.com/office/word/2023/wordml/word16du" xmlns:w16sdtdh="http://schemas.microsoft.com/office/word/2020/wordml/sdtdatahash" xmlns:w16sdtfl="http://schemas.microsoft.com/office/word/2024/wordml/sdtformatlock" xmlns:w16se="http://schemas.microsoft.com/office/word/2015/wordml/symex" xmlns:wpg="http://schemas.microsoft.com/office/word/2010/wordprocessingGroup" xmlns:wpi="http://schemas.microsoft.com/office/word/2010/wordprocessingInk" xmlns:wne="http://schemas.microsoft.com/office/word/2006/wordml" xmlns:wps="http://schemas.microsoft.com/office/word/2010/wordprocessingShape" mc:Ignorable="w14 w15 w16se w16cid w16 w16cex w16sdtdh w16sdtfl w16du wp14">
   <w:p>
     <w:pPr>
       <w:pStyle w:val="Header"/>
@@ -1082,7 +1086,7 @@
 </file>
 
 <file path=word/header2.xml><?xml version="1.0" encoding="utf-8"?>
-<w:hdr xmlns:wpc="http://schemas.microsoft.com/office/word/2010/wordprocessingCanvas" xmlns:cx="http://schemas.microsoft.com/office/drawing/2014/chartex" xmlns:cx1="http://schemas.microsoft.com/office/drawing/2015/9/8/chartex" xmlns:cx2="http://schemas.microsoft.com/office/drawing/2015/10/21/chartex" xmlns:cx3="http://schemas.microsoft.com/office/drawing/2016/5/9/chartex" xmlns:cx4="http://schemas.microsoft.com/office/drawing/2016/5/10/chartex" xmlns:cx5="http://schemas.microsoft.com/office/drawing/2016/5/11/chartex" xmlns:cx6="http://schemas.microsoft.com/office/drawing/2016/5/12/chartex" xmlns:cx7="http://schemas.microsoft.com/office/drawing/2016/5/13/chartex" xmlns:cx8="http://schemas.microsoft.com/office/drawing/2016/5/14/chartex" xmlns:mc="http://schemas.openxmlformats.org/markup-compatibility/2006" xmlns:aink="http://schemas.microsoft.com/office/drawing/2016/ink" xmlns:am3d="http://schemas.microsoft.com/office/drawing/2017/model3d" xmlns:o="urn:schemas-microsoft-com:office:office" xmlns:oel="http://schemas.microsoft.com/office/2019/extlst" xmlns:r="http://schemas.openxmlformats.org/officeDocument/2006/relationships" xmlns:m="http://schemas.openxmlformats.org/officeDocument/2006/math" xmlns:v="urn:schemas-microsoft-com:vml" xmlns:wp14="http://schemas.microsoft.com/office/word/2010/wordprocessingDrawing" xmlns:wp="http://schemas.openxmlformats.org/drawingml/2006/wordprocessingDrawing" xmlns:w10="urn:schemas-microsoft-com:office:word" xmlns:w="http://schemas.openxmlformats.org/wordprocessingml/2006/main" xmlns:w14="http://schemas.microsoft.com/office/word/2010/wordml" xmlns:w15="http://schemas.microsoft.com/office/word/2012/wordml" xmlns:w16cex="http://schemas.microsoft.com/office/word/2018/wordml/cex" xmlns:w16cid="http://schemas.microsoft.com/office/word/2016/wordml/cid" xmlns:w16="http://schemas.microsoft.com/office/word/2018/wordml" xmlns:w16sdtdh="http://schemas.microsoft.com/office/word/2020/wordml/sdtdatahash" xmlns:w16se="http://schemas.microsoft.com/office/word/2015/wordml/symex" xmlns:wpg="http://schemas.microsoft.com/office/word/2010/wordprocessingGroup" xmlns:wpi="http://schemas.microsoft.com/office/word/2010/wordprocessingInk" xmlns:wne="http://schemas.microsoft.com/office/word/2006/wordml" xmlns:wps="http://schemas.microsoft.com/office/word/2010/wordprocessingShape" mc:Ignorable="w14 w15 w16se w16cid w16 w16cex w16sdtdh wp14">
+<w:hdr xmlns:wpc="http://schemas.microsoft.com/office/word/2010/wordprocessingCanvas" xmlns:cx="http://schemas.microsoft.com/office/drawing/2014/chartex" xmlns:cx1="http://schemas.microsoft.com/office/drawing/2015/9/8/chartex" xmlns:cx2="http://schemas.microsoft.com/office/drawing/2015/10/21/chartex" xmlns:cx3="http://schemas.microsoft.com/office/drawing/2016/5/9/chartex" xmlns:cx4="http://schemas.microsoft.com/office/drawing/2016/5/10/chartex" xmlns:cx5="http://schemas.microsoft.com/office/drawing/2016/5/11/chartex" xmlns:cx6="http://schemas.microsoft.com/office/drawing/2016/5/12/chartex" xmlns:cx7="http://schemas.microsoft.com/office/drawing/2016/5/13/chartex" xmlns:cx8="http://schemas.microsoft.com/office/drawing/2016/5/14/chartex" xmlns:mc="http://schemas.openxmlformats.org/markup-compatibility/2006" xmlns:aink="http://schemas.microsoft.com/office/drawing/2016/ink" xmlns:am3d="http://schemas.microsoft.com/office/drawing/2017/model3d" xmlns:o="urn:schemas-microsoft-com:office:office" xmlns:oel="http://schemas.microsoft.com/office/2019/extlst" xmlns:r="http://schemas.openxmlformats.org/officeDocument/2006/relationships" xmlns:m="http://schemas.openxmlformats.org/officeDocument/2006/math" xmlns:v="urn:schemas-microsoft-com:vml" xmlns:wp14="http://schemas.microsoft.com/office/word/2010/wordprocessingDrawing" xmlns:wp="http://schemas.openxmlformats.org/drawingml/2006/wordprocessingDrawing" xmlns:w10="urn:schemas-microsoft-com:office:word" xmlns:w="http://schemas.openxmlformats.org/wordprocessingml/2006/main" xmlns:w14="http://schemas.microsoft.com/office/word/2010/wordml" xmlns:w15="http://schemas.microsoft.com/office/word/2012/wordml" xmlns:w16cex="http://schemas.microsoft.com/office/word/2018/wordml/cex" xmlns:w16cid="http://schemas.microsoft.com/office/word/2016/wordml/cid" xmlns:w16="http://schemas.microsoft.com/office/word/2018/wordml" xmlns:w16du="http://schemas.microsoft.com/office/word/2023/wordml/word16du" xmlns:w16sdtdh="http://schemas.microsoft.com/office/word/2020/wordml/sdtdatahash" xmlns:w16sdtfl="http://schemas.microsoft.com/office/word/2024/wordml/sdtformatlock" xmlns:w16se="http://schemas.microsoft.com/office/word/2015/wordml/symex" xmlns:wpg="http://schemas.microsoft.com/office/word/2010/wordprocessingGroup" xmlns:wpi="http://schemas.microsoft.com/office/word/2010/wordprocessingInk" xmlns:wne="http://schemas.microsoft.com/office/word/2006/wordml" xmlns:wps="http://schemas.microsoft.com/office/word/2010/wordprocessingShape" mc:Ignorable="w14 w15 w16se w16cid w16 w16cex w16sdtdh w16sdtfl w16du wp14">
   <w:p>
     <w:pPr>
       <w:pStyle w:val="Header"/>
@@ -1093,7 +1097,7 @@
 </file>
 
 <file path=word/header3.xml><?xml version="1.0" encoding="utf-8"?>
-<w:hdr xmlns:wpc="http://schemas.microsoft.com/office/word/2010/wordprocessingCanvas" xmlns:cx="http://schemas.microsoft.com/office/drawing/2014/chartex" xmlns:cx1="http://schemas.microsoft.com/office/drawing/2015/9/8/chartex" xmlns:cx2="http://schemas.microsoft.com/office/drawing/2015/10/21/chartex" xmlns:cx3="http://schemas.microsoft.com/office/drawing/2016/5/9/chartex" xmlns:cx4="http://schemas.microsoft.com/office/drawing/2016/5/10/chartex" xmlns:cx5="http://schemas.microsoft.com/office/drawing/2016/5/11/chartex" xmlns:cx6="http://schemas.microsoft.com/office/drawing/2016/5/12/chartex" xmlns:cx7="http://schemas.microsoft.com/office/drawing/2016/5/13/chartex" xmlns:cx8="http://schemas.microsoft.com/office/drawing/2016/5/14/chartex" xmlns:mc="http://schemas.openxmlformats.org/markup-compatibility/2006" xmlns:aink="http://schemas.microsoft.com/office/drawing/2016/ink" xmlns:am3d="http://schemas.microsoft.com/office/drawing/2017/model3d" xmlns:o="urn:schemas-microsoft-com:office:office" xmlns:oel="http://schemas.microsoft.com/office/2019/extlst" xmlns:r="http://schemas.openxmlformats.org/officeDocument/2006/relationships" xmlns:m="http://schemas.openxmlformats.org/officeDocument/2006/math" xmlns:v="urn:schemas-microsoft-com:vml" xmlns:wp14="http://schemas.microsoft.com/office/word/2010/wordprocessingDrawing" xmlns:wp="http://schemas.openxmlformats.org/drawingml/2006/wordprocessingDrawing" xmlns:w10="urn:schemas-microsoft-com:office:word" xmlns:w="http://schemas.openxmlformats.org/wordprocessingml/2006/main" xmlns:w14="http://schemas.microsoft.com/office/word/2010/wordml" xmlns:w15="http://schemas.microsoft.com/office/word/2012/wordml" xmlns:w16cex="http://schemas.microsoft.com/office/word/2018/wordml/cex" xmlns:w16cid="http://schemas.microsoft.com/office/word/2016/wordml/cid" xmlns:w16="http://schemas.microsoft.com/office/word/2018/wordml" xmlns:w16sdtdh="http://schemas.microsoft.com/office/word/2020/wordml/sdtdatahash" xmlns:w16se="http://schemas.microsoft.com/office/word/2015/wordml/symex" xmlns:wpg="http://schemas.microsoft.com/office/word/2010/wordprocessingGroup" xmlns:wpi="http://schemas.microsoft.com/office/word/2010/wordprocessingInk" xmlns:wne="http://schemas.microsoft.com/office/word/2006/wordml" xmlns:wps="http://schemas.microsoft.com/office/word/2010/wordprocessingShape" mc:Ignorable="w14 w15 w16se w16cid w16 w16cex w16sdtdh wp14">
+<w:hdr xmlns:wpc="http://schemas.microsoft.com/office/word/2010/wordprocessingCanvas" xmlns:cx="http://schemas.microsoft.com/office/drawing/2014/chartex" xmlns:cx1="http://schemas.microsoft.com/office/drawing/2015/9/8/chartex" xmlns:cx2="http://schemas.microsoft.com/office/drawing/2015/10/21/chartex" xmlns:cx3="http://schemas.microsoft.com/office/drawing/2016/5/9/chartex" xmlns:cx4="http://schemas.microsoft.com/office/drawing/2016/5/10/chartex" xmlns:cx5="http://schemas.microsoft.com/office/drawing/2016/5/11/chartex" xmlns:cx6="http://schemas.microsoft.com/office/drawing/2016/5/12/chartex" xmlns:cx7="http://schemas.microsoft.com/office/drawing/2016/5/13/chartex" xmlns:cx8="http://schemas.microsoft.com/office/drawing/2016/5/14/chartex" xmlns:mc="http://schemas.openxmlformats.org/markup-compatibility/2006" xmlns:aink="http://schemas.microsoft.com/office/drawing/2016/ink" xmlns:am3d="http://schemas.microsoft.com/office/drawing/2017/model3d" xmlns:o="urn:schemas-microsoft-com:office:office" xmlns:oel="http://schemas.microsoft.com/office/2019/extlst" xmlns:r="http://schemas.openxmlformats.org/officeDocument/2006/relationships" xmlns:m="http://schemas.openxmlformats.org/officeDocument/2006/math" xmlns:v="urn:schemas-microsoft-com:vml" xmlns:wp14="http://schemas.microsoft.com/office/word/2010/wordprocessingDrawing" xmlns:wp="http://schemas.openxmlformats.org/drawingml/2006/wordprocessingDrawing" xmlns:w10="urn:schemas-microsoft-com:office:word" xmlns:w="http://schemas.openxmlformats.org/wordprocessingml/2006/main" xmlns:w14="http://schemas.microsoft.com/office/word/2010/wordml" xmlns:w15="http://schemas.microsoft.com/office/word/2012/wordml" xmlns:w16cex="http://schemas.microsoft.com/office/word/2018/wordml/cex" xmlns:w16cid="http://schemas.microsoft.com/office/word/2016/wordml/cid" xmlns:w16="http://schemas.microsoft.com/office/word/2018/wordml" xmlns:w16du="http://schemas.microsoft.com/office/word/2023/wordml/word16du" xmlns:w16sdtdh="http://schemas.microsoft.com/office/word/2020/wordml/sdtdatahash" xmlns:w16sdtfl="http://schemas.microsoft.com/office/word/2024/wordml/sdtformatlock" xmlns:w16se="http://schemas.microsoft.com/office/word/2015/wordml/symex" xmlns:wpg="http://schemas.microsoft.com/office/word/2010/wordprocessingGroup" xmlns:wpi="http://schemas.microsoft.com/office/word/2010/wordprocessingInk" xmlns:wne="http://schemas.microsoft.com/office/word/2006/wordml" xmlns:wps="http://schemas.microsoft.com/office/word/2010/wordprocessingShape" mc:Ignorable="w14 w15 w16se w16cid w16 w16cex w16sdtdh w16sdtfl w16du wp14">
   <w:p>
     <w:pPr>
       <w:pStyle w:val="Header"/>
@@ -1102,7 +1106,7 @@
     <w:r>
       <w:tab/>
       <w:tab/>
-      <w:t>2026-06-17</w:t>
+      <w:t>2026-06-18</w:t>
       <w:br/>
       <w:br/>
     </w:r>
@@ -1119,7 +1123,7 @@
 </file>
 
 <file path=word/numbering.xml><?xml version="1.0" encoding="utf-8"?>
-<w:numbering xmlns:wpc="http://schemas.microsoft.com/office/word/2010/wordprocessingCanvas" xmlns:cx="http://schemas.microsoft.com/office/drawing/2014/chartex" xmlns:cx1="http://schemas.microsoft.com/office/drawing/2015/9/8/chartex" xmlns:cx2="http://schemas.microsoft.com/office/drawing/2015/10/21/chartex" xmlns:cx3="http://schemas.microsoft.com/office/drawing/2016/5/9/chartex" xmlns:cx4="http://schemas.microsoft.com/office/drawing/2016/5/10/chartex" xmlns:cx5="http://schemas.microsoft.com/office/drawing/2016/5/11/chartex" xmlns:cx6="http://schemas.microsoft.com/office/drawing/2016/5/12/chartex" xmlns:cx7="http://schemas.microsoft.com/office/drawing/2016/5/13/chartex" xmlns:cx8="http://schemas.microsoft.com/office/drawing/2016/5/14/chartex" xmlns:mc="http://schemas.openxmlformats.org/markup-compatibility/2006" xmlns:aink="http://schemas.microsoft.com/office/drawing/2016/ink" xmlns:am3d="http://schemas.microsoft.com/office/drawing/2017/model3d" xmlns:o="urn:schemas-microsoft-com:office:office" xmlns:oel="http://schemas.microsoft.com/office/2019/extlst" xmlns:r="http://schemas.openxmlformats.org/officeDocument/2006/relationships" xmlns:m="http://schemas.openxmlformats.org/officeDocument/2006/math" xmlns:v="urn:schemas-microsoft-com:vml" xmlns:wp14="http://schemas.microsoft.com/office/word/2010/wordprocessingDrawing" xmlns:wp="http://schemas.openxmlformats.org/drawingml/2006/wordprocessingDrawing" xmlns:w10="urn:schemas-microsoft-com:office:word" xmlns:w="http://schemas.openxmlformats.org/wordprocessingml/2006/main" xmlns:w14="http://schemas.microsoft.com/office/word/2010/wordml" xmlns:w15="http://schemas.microsoft.com/office/word/2012/wordml" xmlns:w16cex="http://schemas.microsoft.com/office/word/2018/wordml/cex" xmlns:w16cid="http://schemas.microsoft.com/office/word/2016/wordml/cid" xmlns:w16="http://schemas.microsoft.com/office/word/2018/wordml" xmlns:w16sdtdh="http://schemas.microsoft.com/office/word/2020/wordml/sdtdatahash" xmlns:w16se="http://schemas.microsoft.com/office/word/2015/wordml/symex" xmlns:wpg="http://schemas.microsoft.com/office/word/2010/wordprocessingGroup" xmlns:wpi="http://schemas.microsoft.com/office/word/2010/wordprocessingInk" xmlns:wne="http://schemas.microsoft.com/office/word/2006/wordml" xmlns:wps="http://schemas.microsoft.com/office/word/2010/wordprocessingShape" mc:Ignorable="w14 w15 w16se w16cid w16 w16cex w16sdtdh wp14">
+<w:numbering xmlns:wpc="http://schemas.microsoft.com/office/word/2010/wordprocessingCanvas" xmlns:cx="http://schemas.microsoft.com/office/drawing/2014/chartex" xmlns:cx1="http://schemas.microsoft.com/office/drawing/2015/9/8/chartex" xmlns:cx2="http://schemas.microsoft.com/office/drawing/2015/10/21/chartex" xmlns:cx3="http://schemas.microsoft.com/office/drawing/2016/5/9/chartex" xmlns:cx4="http://schemas.microsoft.com/office/drawing/2016/5/10/chartex" xmlns:cx5="http://schemas.microsoft.com/office/drawing/2016/5/11/chartex" xmlns:cx6="http://schemas.microsoft.com/office/drawing/2016/5/12/chartex" xmlns:cx7="http://schemas.microsoft.com/office/drawing/2016/5/13/chartex" xmlns:cx8="http://schemas.microsoft.com/office/drawing/2016/5/14/chartex" xmlns:mc="http://schemas.openxmlformats.org/markup-compatibility/2006" xmlns:aink="http://schemas.microsoft.com/office/drawing/2016/ink" xmlns:am3d="http://schemas.microsoft.com/office/drawing/2017/model3d" xmlns:o="urn:schemas-microsoft-com:office:office" xmlns:oel="http://schemas.microsoft.com/office/2019/extlst" xmlns:r="http://schemas.openxmlformats.org/officeDocument/2006/relationships" xmlns:m="http://schemas.openxmlformats.org/officeDocument/2006/math" xmlns:v="urn:schemas-microsoft-com:vml" xmlns:wp14="http://schemas.microsoft.com/office/word/2010/wordprocessingDrawing" xmlns:wp="http://schemas.openxmlformats.org/drawingml/2006/wordprocessingDrawing" xmlns:w10="urn:schemas-microsoft-com:office:word" xmlns:w="http://schemas.openxmlformats.org/wordprocessingml/2006/main" xmlns:w14="http://schemas.microsoft.com/office/word/2010/wordml" xmlns:w15="http://schemas.microsoft.com/office/word/2012/wordml" xmlns:w16cex="http://schemas.microsoft.com/office/word/2018/wordml/cex" xmlns:w16cid="http://schemas.microsoft.com/office/word/2016/wordml/cid" xmlns:w16="http://schemas.microsoft.com/office/word/2018/wordml" xmlns:w16du="http://schemas.microsoft.com/office/word/2023/wordml/word16du" xmlns:w16sdtdh="http://schemas.microsoft.com/office/word/2020/wordml/sdtdatahash" xmlns:w16sdtfl="http://schemas.microsoft.com/office/word/2024/wordml/sdtformatlock" xmlns:w16se="http://schemas.microsoft.com/office/word/2015/wordml/symex" xmlns:wpg="http://schemas.microsoft.com/office/word/2010/wordprocessingGroup" xmlns:wpi="http://schemas.microsoft.com/office/word/2010/wordprocessingInk" xmlns:wne="http://schemas.microsoft.com/office/word/2006/wordml" xmlns:wps="http://schemas.microsoft.com/office/word/2010/wordprocessingShape" mc:Ignorable="w14 w15 w16se w16cid w16 w16cex w16sdtdh w16sdtfl w16du wp14">
   <w:abstractNum w:abstractNumId="0" w15:restartNumberingAfterBreak="0">
     <w:nsid w:val="FFFFFF7C"/>
     <w:multiLevelType w:val="singleLevel"/>
@@ -1322,7 +1326,7 @@
 </file>
 
 <file path=word/styles.xml><?xml version="1.0" encoding="utf-8"?>
-<w:styles xmlns:mc="http://schemas.openxmlformats.org/markup-compatibility/2006" xmlns:r="http://schemas.openxmlformats.org/officeDocument/2006/relationships" xmlns:w="http://schemas.openxmlformats.org/wordprocessingml/2006/main" xmlns:w14="http://schemas.microsoft.com/office/word/2010/wordml" xmlns:w15="http://schemas.microsoft.com/office/word/2012/wordml" xmlns:w16cex="http://schemas.microsoft.com/office/word/2018/wordml/cex" xmlns:w16cid="http://schemas.microsoft.com/office/word/2016/wordml/cid" xmlns:w16="http://schemas.microsoft.com/office/word/2018/wordml" xmlns:w16sdtdh="http://schemas.microsoft.com/office/word/2020/wordml/sdtdatahash" xmlns:w16se="http://schemas.microsoft.com/office/word/2015/wordml/symex" mc:Ignorable="w14 w15 w16se w16cid w16 w16cex w16sdtdh">
+<w:styles xmlns:mc="http://schemas.openxmlformats.org/markup-compatibility/2006" xmlns:r="http://schemas.openxmlformats.org/officeDocument/2006/relationships" xmlns:w="http://schemas.openxmlformats.org/wordprocessingml/2006/main" xmlns:w14="http://schemas.microsoft.com/office/word/2010/wordml" xmlns:w15="http://schemas.microsoft.com/office/word/2012/wordml" xmlns:w16cex="http://schemas.microsoft.com/office/word/2018/wordml/cex" xmlns:w16cid="http://schemas.microsoft.com/office/word/2016/wordml/cid" xmlns:w16="http://schemas.microsoft.com/office/word/2018/wordml" xmlns:w16du="http://schemas.microsoft.com/office/word/2023/wordml/word16du" xmlns:w16sdtdh="http://schemas.microsoft.com/office/word/2020/wordml/sdtdatahash" xmlns:w16sdtfl="http://schemas.microsoft.com/office/word/2024/wordml/sdtformatlock" xmlns:w16se="http://schemas.microsoft.com/office/word/2015/wordml/symex" mc:Ignorable="w14 w15 w16se w16cid w16 w16cex w16sdtdh w16sdtfl w16du">
   <w:docDefaults>
     <w:rPrDefault>
       <w:rPr>
@@ -2080,7 +2084,7 @@
     <w:link w:val="TitleChar"/>
     <w:uiPriority w:val="10"/>
     <w:qFormat/>
-    <w:rsid w:val="007106C8"/>
+    <w:rsid w:val="00E854FA"/>
     <w:pPr>
       <w:spacing w:after="300" w:line="240" w:lineRule="auto"/>
       <w:contextualSpacing/>
@@ -2090,7 +2094,7 @@
       <w:rFonts w:eastAsiaTheme="majorEastAsia" w:cstheme="majorBidi"/>
       <w:spacing w:val="5"/>
       <w:kern w:val="28"/>
-      <w:sz w:val="52"/>
+      <w:sz w:val="40"/>
       <w:szCs w:val="52"/>
       <w:lang w:val="sv-SE" w:eastAsia="en-US" w:bidi="ar-SA"/>
     </w:rPr>
@@ -2100,12 +2104,12 @@
     <w:basedOn w:val="DefaultParagraphFont"/>
     <w:link w:val="Title"/>
     <w:uiPriority w:val="10"/>
-    <w:rsid w:val="007106C8"/>
+    <w:rsid w:val="00E854FA"/>
     <w:rPr>
       <w:rFonts w:ascii="Times New Roman" w:eastAsiaTheme="majorEastAsia" w:hAnsi="Times New Roman" w:cstheme="majorBidi"/>
       <w:spacing w:val="5"/>
       <w:kern w:val="28"/>
-      <w:sz w:val="52"/>
+      <w:sz w:val="40"/>
       <w:szCs w:val="52"/>
       <w:lang w:val="sv-SE" w:eastAsia="en-US" w:bidi="ar-SA"/>
     </w:rPr>

--- a/klagomål/A 22081-2026 FSC-klagomål.docx
+++ b/klagomål/A 22081-2026 FSC-klagomål.docx
@@ -1106,7 +1106,7 @@
     <w:r>
       <w:tab/>
       <w:tab/>
-      <w:t>2026-06-18</w:t>
+      <w:t>2026-06-19</w:t>
       <w:br/>
       <w:br/>
     </w:r>

--- a/klagomål/A 22081-2026 FSC-klagomål.docx
+++ b/klagomål/A 22081-2026 FSC-klagomål.docx
@@ -1106,7 +1106,7 @@
     <w:r>
       <w:tab/>
       <w:tab/>
-      <w:t>2026-06-19</w:t>
+      <w:t>2026-06-20</w:t>
       <w:br/>
       <w:br/>
     </w:r>

--- a/klagomål/A 22081-2026 FSC-klagomål.docx
+++ b/klagomål/A 22081-2026 FSC-klagomål.docx
@@ -168,38 +168,7 @@
     </w:p>
     <w:p>
       <w:r>
-        <w:t>Detta dokument behandlar höga naturvärden i avverkningsanmälan A 22081-2026 i Nybro kommun som inkom 2026-05-11 och omfattar 0,9 ha.</w:t>
-      </w:r>
-    </w:p>
-    <w:p>
-      <w:r>
-        <w:t>Nedan presenteras fynd av naturvårdsarter och fridlysta arter som gjorts i det avverkningsanmälda området, samt relevanta utdrag ur standarderna för FSC, Chain of Custody, Controlled Wood och PEFC. I BILAGA 1 finns artfakta om fridlysta arter.</w:t>
-      </w:r>
-    </w:p>
-    <w:p>
-      <w:r>
-        <w:t>Vi förväntar oss att ni återkommer med ett skriftligt svar på vårt klagomål och även beskriver vilka korrigerande åtgärder ni satt in för att rätta till identifierade brister i er efterlevnad av den svenska FSC standarden.</w:t>
-      </w:r>
-    </w:p>
-    <w:p>
-      <w:pPr>
-        <w:pStyle w:val="Heading1"/>
-      </w:pPr>
-      <w:r>
-        <w:t>Naturvårdsarter</w:t>
-      </w:r>
-    </w:p>
-    <w:p>
-      <w:r>
-        <w:t>I avverkningsanmälan har följande 5 naturvårdsarter hittats: brunlångöra (NT, §4a), dammfladdermus (NT, §4a), nordfladdermus (NT, §4a), tjäder (T, §4) och dvärgpipistrell (§4a). Av dessa är 3 rödlistade. För rödlistade arter har rödlistekategorin angivits inom parentes. Typiska arter inom Natura 2000 som är kopplade till skogsekosystem har markerats med (T). För fridlysta arter anges även paragrafen i Artskyddsförordningen som arten är fridlyst enligt.</w:t>
-      </w:r>
-    </w:p>
-    <w:p>
-      <w:r>
-        <w:t>De påträffade naturvårdsarterna är ett tydligt kvitto på att det rör sig om en skog med höga naturvärden.</w:t>
-      </w:r>
-      <w:r>
-        <w:t xml:space="preserve"> I Figur 1 visas fyndplatser för naturvårdsarter i området, som finns registrerade på Artportalen.</w:t>
+        <w:t>Detta klagomål behandlar höga naturvärden i avverkningsanmälan A 22081-2026 i Nybro kommun som inkom 2026-05-11 och omfattar 0,9 ha.</w:t>
       </w:r>
     </w:p>
     <w:p>
@@ -247,7 +216,134 @@
         <w:spacing w:after="240"/>
       </w:pPr>
       <w:r>
-        <w:t>Figur 1. Fyndplatser för naturvårdsarter i avverkningsanmälan (röd linje). Markörer utan svart kant är placerade på fyndplatsen. Markörer med svart kant är placerade vid sidan av fyndplatsen och har ett svart streck som visar fyndplatsens exakta position. Kartans mittpunktskoordinat är N 6321794, E 547092 i SWEREF 99 TM.</w:t>
+        <w:t>Figur 1. Fyndplatser för naturvårdsarter i avverkningsanmälan. Markörer utan svart kant är placerade på fyndplatsen. Markörer med svart kant är placerade vid sidan av fyndplatsen har ett svart streck som visar fyndplatsens exakta position. Kartans mittpunktskoordinat är N 6321794, E 547092 i SWEREF 99 TM.</w:t>
+      </w:r>
+    </w:p>
+    <w:p>
+      <w:r>
+        <w:t>I avverkningsanmälan finns fynd av 5 naturvårdsarter, varav 3 är rödlistade, 5 är fridlysta och 1 är typisk (T): brunlångöra (NT, §4a), dammfladdermus (NT, §4a), nordfladdermus (NT, §4a), tjäder (T, §4) och dvärgpipistrell (§4a). Se Figur 1.</w:t>
+      </w:r>
+    </w:p>
+    <w:p>
+      <w:r>
+        <w:t>Nedan presenteras relevanta utdrag ur standarderna för FSC, Chain of Custody, Controlled Wood och PEFC.</w:t>
+      </w:r>
+    </w:p>
+    <w:p>
+      <w:r>
+        <w:t>Vi förväntar oss att ni återkommer med ett skriftligt svar på vårt klagomål och även beskriver vilka korrigerande åtgärder ni satt in för att rätta till identifierade brister i er efterlevnad av den svenska FSC standarden.</w:t>
+      </w:r>
+    </w:p>
+    <w:p>
+      <w:pPr>
+        <w:pStyle w:val="Heading1"/>
+      </w:pPr>
+      <w:r>
+        <w:t>Naturvårdsarter och fridlysta arter</w:t>
+      </w:r>
+    </w:p>
+    <w:p>
+      <w:r>
+        <w:t>Nedan följer beskrivningar av de naturvårdsarter och fridlysta arter som har sina livsmiljöer och växtplatser i den avverkningsanmälda skogen. Se även ytterligare artfakta i BILAGA 1. De påträffade naturvårdsarterna är ett tydligt kvitto på att det rör sig om en skog med höga naturvärden.</w:t>
+      </w:r>
+    </w:p>
+    <w:p>
+      <w:r>
+        <w:rPr>
+          <w:b/>
+        </w:rPr>
+        <w:t>Brunlångöra (NT, §4a)</w:t>
+      </w:r>
+      <w:r>
+        <w:t xml:space="preserve"> omfattas av bilaga 4 EU:s art- och habitatdirektiv vilket innebär att arten och dess livsmiljöer är strikt skyddade. Brunlångöra förekommer framförallt inne i relativt tät skog men födosöker också i trädgårdar, parker och hagar. Den har minskat med 17,5 (5–30) % under de senaste 21 åren och minskningstakten för den svenska populationen bedöms vara nära gränsvärdet för Sårbar (VU). (A2bc). Brunlångöra är typisk art för </w:t>
+      </w:r>
+      <w:r>
+        <w:rPr>
+          <w:i/>
+        </w:rPr>
+        <w:t>8310 Grottor</w:t>
+      </w:r>
+      <w:r>
+        <w:t xml:space="preserve"> och </w:t>
+      </w:r>
+      <w:r>
+        <w:rPr>
+          <w:i/>
+        </w:rPr>
+        <w:t>8330</w:t>
+      </w:r>
+      <w:r>
+        <w:t xml:space="preserve"> (SLU Artdatabanken, 2024).</w:t>
+      </w:r>
+    </w:p>
+    <w:p>
+      <w:r>
+        <w:rPr>
+          <w:b/>
+        </w:rPr>
+        <w:t>Dammfladdermus (NT, §4a)</w:t>
+      </w:r>
+      <w:r>
+        <w:t xml:space="preserve"> omfattas av bilaga 2 och 4 EU:s art- och habitatdirektiv vilket innebär att arten och dess livsmiljöer är strikt skyddade samt att Natura 2000-områden ska inrättas. Dammfladdermus är globalt rödlistad som nära hotad (NT) och i den europeiska rödlistan är den klassad som sårbar (VU). För dammfladdermusen är det särskilt viktigt att värna om strandnära områden, genom att bevara eller skapa sumpskog och hålträd (SLU Artdatabanken, 2024; IUCN, 2016).</w:t>
+      </w:r>
+    </w:p>
+    <w:p>
+      <w:r>
+        <w:rPr>
+          <w:b/>
+        </w:rPr>
+        <w:t>Nordfladdermus (NT, §4a)</w:t>
+      </w:r>
+      <w:r>
+        <w:t xml:space="preserve"> omfattas av bilaga 4 EU:s art- och habitatdirektiv vilket innebär ett strikt skydd där arten och dess livsmiljöer ska bevaras. Nordfladdermus föredrar variationsrik skog med förekomst av sjöar, vattendrag och våtmarker och hittas framförallt i halvöppna miljöer som trädbärande beteshagar och i kantzoner mellan skog och odlingsmark. Den undviker stora öppna områden som stora hyggen och större sammanhängande planteringar vilket minskar längden bryn och landskapets heterogenitet och därmed födotillgången och mängden lämpliga jaktplatser. Skogsbruksåtgärder som leder till minskad förekomst av äldre, gles skog och då särskilt tillgång på hålträd och träd med löst sittande bark kan leda till brist på koloniplatser och viloplatser. Nordfladdermus har minskat med 27,5 (5–50) % under de senaste 21 åren och minskningstakten för den svenska populationen bedöms vara nära gränsvärdet för Sårbar (VU). (A2bc) (SLU Artdatabanken, 2024; Skogsstyrelsen, 2016).</w:t>
+      </w:r>
+    </w:p>
+    <w:p>
+      <w:r>
+        <w:rPr>
+          <w:b/>
+        </w:rPr>
+        <w:t>Tjäder (§4)</w:t>
+      </w:r>
+      <w:r>
+        <w:t xml:space="preserve"> omfattas av bilaga 1 och 2 EU:s fågeldirektiv och är typisk art för </w:t>
+      </w:r>
+      <w:r>
+        <w:rPr>
+          <w:i/>
+        </w:rPr>
+        <w:t xml:space="preserve">9010 Taiga </w:t>
+      </w:r>
+      <w:r>
+        <w:t xml:space="preserve">och </w:t>
+      </w:r>
+      <w:r>
+        <w:rPr>
+          <w:i/>
+        </w:rPr>
+        <w:t>9740 Skogsbevuxen myr</w:t>
+      </w:r>
+      <w:r>
+        <w:t>. Tjädern är en utpräglad skogsfågel knuten till större sammanhängande barrskogsområden. Tupparna och hönorna utnyttjar till viss del olika miljöer, och habitatvalet varierar dessutom mellan olika delar av året. För att det ska finnas livskraftiga tjäderbestånd krävs funktionella skogslandskap med en blandning av uppvuxen, gles och luckig skog, täta sumpskogar, myrar och andra små våtmarker. Arten försvinner när skogen fragmenteras och den sammanlagda arealen hyggen och andra öppna områden blir för stor. Ett småskaligt och försiktigt virkesuttag genom hyggesfria metoder kan i vissa fall vara möjligt i området inom 200 m från lekcentrum. Längre ut från lekcentrum, inom 200–500 m bör den avverkade ytan inte överskrida 1 hektar för att undvika alltför stora och snabba förändringar (Skogsstyrelsen, 2019; SLU Artdatabanken, 2024).</w:t>
+      </w:r>
+    </w:p>
+    <w:p>
+      <w:r>
+        <w:rPr>
+          <w:b/>
+        </w:rPr>
+        <w:t>Dvärgpipistrell (§4a)</w:t>
+      </w:r>
+      <w:r>
+        <w:t xml:space="preserve"> omfattas av bilaga 4 EU:s art- och habitatdirektiv vilket innebär ett strikt skydd där arten och dess livsmiljöer ska bevaras. Arten förekommer i alla typer av glesare skogar men föredrar framförallt lövskog. Den födosöker inne bland träden och man hittar den i trädbärande beteshagar, i kantzoner mellan skog och odlingsmark, i närheten av vatten och i bymiljöer. Den undviker stora sammanhängande öppna miljöer såsom åkrar och hyggen. Skogsbruksåtgärder som leder till minskad förekomst av äldre, gles skog och då särskilt tillgång på hålträd och träd med löst sittande bark kan leda till brist på koloniplatser och viloplatser (SLU Artdatabanken, 2024; Skogsstyrelsen, 2016).</w:t>
+      </w:r>
+    </w:p>
+    <w:p>
+      <w:pPr>
+        <w:pStyle w:val="Heading1"/>
+      </w:pPr>
+      <w:r>
+        <w:t>Certifiering</w:t>
       </w:r>
     </w:p>
     <w:p>
@@ -255,26 +351,18 @@
         <w:pStyle w:val="Heading2"/>
       </w:pPr>
       <w:r>
-        <w:t>Fridlysta arter</w:t>
+        <w:t>Ur FSC-standarden</w:t>
       </w:r>
     </w:p>
     <w:p>
-      <w:r>
-        <w:t>Följande fridlysta arter har sina livsmiljöer och växtplatser i den avverkningsanmälda skogen: brunlångöra (NT, §4a), dammfladdermus (NT, §4a), nordfladdermus (NT, §4a), tjäder (T, §4) och dvärgpipistrell (§4a).</w:t>
-      </w:r>
-    </w:p>
-    <w:p>
-      <w:r>
-        <w:t xml:space="preserve">Observera att medlemsländerna är skyldiga att agera i enlighet med EU:s fågeldirektiv där det uttryckligen står att direktivet gäller för fåglar samt för deras ägg, bon och </w:t>
-      </w:r>
       <w:r>
         <w:rPr>
           <w:b/>
         </w:rPr>
-        <w:t xml:space="preserve">livsmiljöer </w:t>
-      </w:r>
-      <w:r>
-        <w:t>(artikel 1). Vidare att de åtgärder som vidtas inte får leda till en försämring av den nuvarande situationen beträffande bevarandet av de fågelarter som avses i artikel 1 (artikel 13). Fågeldirektivet är styrande för tillsynsansvariga myndigheters ärendehantering, ställningstaganden och beslutsfattande.</w:t>
+        <w:t xml:space="preserve">PRINCIP 1: LAGEFTERLEVNAD: </w:t>
+      </w:r>
+      <w:r>
+        <w:t>Certifikatsinnehavaren ska följa alla tillämpliga lagar, förordningar och nationellt ratificerade internationella avtal, konventioner och överenskommelser.</w:t>
       </w:r>
     </w:p>
     <w:p>
@@ -282,28 +370,89 @@
         <w:rPr>
           <w:b/>
         </w:rPr>
-        <w:t>Brunlångöra (NT, §4a)</w:t>
-      </w:r>
-      <w:r>
-        <w:t xml:space="preserve"> omfattas av bilaga 4 EU:s art- och habitatdirektiv vilket innebär att arten och dess livsmiljöer är strikt skyddade. Brunlångöra förekommer framförallt inne i relativt tät skog men födosöker också i trädgårdar, parker och hagar. Den har minskat med 17,5 (5–30) % under de senaste 21 åren och minskningstakten för den svenska populationen bedöms vara nära gränsvärdet för Sårbar (VU). (A2bc). Brunlångöra är typisk art för </w:t>
+        <w:t xml:space="preserve">1.3.1 </w:t>
+      </w:r>
+      <w:r>
+        <w:t>Tillämpliga lagar och föreskrifter för brukandet av skogen följs.</w:t>
+      </w:r>
+    </w:p>
+    <w:p>
+      <w:pPr>
+        <w:pStyle w:val="ListBullet"/>
+      </w:pPr>
+      <w:r>
+        <w:rPr>
+          <w:b/>
+          <w:i/>
+        </w:rPr>
+        <w:t xml:space="preserve">Kommentar: </w:t>
+      </w:r>
+      <w:r>
+        <w:t>I den avverkningsanmälda skogen har fridlysta arter sina livsmiljöer och växtplatser. Att skada de fridlysta arternas livsmiljöer, växtplatser eller ekologiska funktion är inte tillåtet enligt artskyddsförordningen.</w:t>
       </w:r>
       <w:r>
         <w:rPr>
           <w:i/>
         </w:rPr>
-        <w:t>8310 Grottor</w:t>
-      </w:r>
-      <w:r>
-        <w:t xml:space="preserve"> och </w:t>
+        <w:t xml:space="preserve"> EU:s medlemsländer och skogsbolag är skyldiga att agera i enlighet med EU:s fågeldirektiv där det uttryckligen står att direktivet gäller för fåglar samt för deras ägg, bon och </w:t>
+      </w:r>
+      <w:r>
+        <w:rPr>
+          <w:b/>
+          <w:i/>
+        </w:rPr>
+        <w:t xml:space="preserve">livsmiljöer </w:t>
+      </w:r>
+      <w:r>
+        <w:t>(artikel 1). Vidare att de åtgärder som vidtas inte får leda till en försämring av den nuvarande situationen beträffande bevarandet av de fågelarter som avses i artikel 1 (artikel 13).</w:t>
+      </w:r>
+    </w:p>
+    <w:p>
+      <w:r>
+        <w:rPr>
+          <w:b/>
+        </w:rPr>
+        <w:t xml:space="preserve">6.4 </w:t>
+      </w:r>
+      <w:r>
+        <w:t>Certifikatsinnehavaren ska skydda sällsynta arter och hotade arter samt deras livsmiljöer inom skogsbruksenheten. Det ska ske genom avsättningar, andra skyddade områden och genom att skapa konnektivitet och/eller genom andra direkta åtgärder som gynnar dessa arters överlevnad och livskraft. Åtgärderna ska stå i förhållande till brukandets skala, intensitet och risk, samt till sällsynta och hotade arters bevarandestatus och ekologiska krav. Certifikatsinnehavaren ska beakta den geografiska spridningen och ekologiska krav hos sällsynta och hotade arter utanför skogsbruksenhetens gränser när beslut om åtgärder inom skogsbruksenheten ska fattas.</w:t>
+      </w:r>
+    </w:p>
+    <w:p>
+      <w:r>
+        <w:rPr>
+          <w:b/>
+        </w:rPr>
+        <w:t xml:space="preserve">6.4.3 </w:t>
+      </w:r>
+      <w:r>
+        <w:t>Bevarandeåtgärder genomförs för de kända förekomster av rödlistade arter som påverkas av skogsbruk.</w:t>
+      </w:r>
+    </w:p>
+    <w:p>
+      <w:pPr>
+        <w:pStyle w:val="ListBullet"/>
+      </w:pPr>
+      <w:r>
+        <w:rPr>
+          <w:b/>
+          <w:i/>
+        </w:rPr>
+        <w:t xml:space="preserve">Kommentar: </w:t>
       </w:r>
       <w:r>
         <w:rPr>
           <w:i/>
         </w:rPr>
-        <w:t>8330</w:t>
-      </w:r>
-      <w:r>
-        <w:t xml:space="preserve"> (SLU Artdatabanken, 2024).</w:t>
+        <w:t>I det avverkningsanmälda skogsområdet har 5 naturvårdsarter varav 3 rödlistade arter sina livsmiljöer och växtplatser.</w:t>
+      </w:r>
+    </w:p>
+    <w:p>
+      <w:pPr>
+        <w:pStyle w:val="Heading2"/>
+      </w:pPr>
+      <w:r>
+        <w:t>Ur Chain of Custody Certification (FSC-STD-40-004 ver 3.0)</w:t>
       </w:r>
     </w:p>
     <w:p>
@@ -311,66 +460,144 @@
         <w:rPr>
           <w:b/>
         </w:rPr>
-        <w:t>Dammfladdermus (NT, §4a)</w:t>
-      </w:r>
-      <w:r>
-        <w:t xml:space="preserve"> omfattas av bilaga 2 och 4 EU:s art- och habitatdirektiv vilket innebär att arten och dess livsmiljöer är strikt skyddade samt att Natura 2000-områden ska inrättas. Dammfladdermus är globalt rödlistad som nära hotad (NT) och i den europeiska rödlistan är den klassad som sårbar (VU). För dammfladdermusen är det särskilt viktigt att värna om strandnära områden, genom att bevara eller skapa sumpskog och hålträd (SLU Artdatabanken, 2024; IUCN, 2016).</w:t>
+        <w:t xml:space="preserve">1.3 </w:t>
+      </w:r>
+      <w:r>
+        <w:t xml:space="preserve">The organization shall commit to the FSC values as defined in FSC-POL-01-004 Policy for the Association of Organizations with FSC. </w:t>
       </w:r>
     </w:p>
     <w:p>
+      <w:pPr>
+        <w:pStyle w:val="Heading2"/>
+      </w:pPr>
+      <w:r>
+        <w:t>Ur FSC:s policy för associerade organisationer (FSC-POL-01-004)</w:t>
+      </w:r>
+    </w:p>
+    <w:p>
+      <w:r>
+        <w:t xml:space="preserve">Som “Chain of Custody”-certifierad organisation är skogsbolaget bunden av de fastställda reglerna i Del 1 Punkt 1 c) i Policy för organisationer associerade med FSC (FSC-POL-01-004 V2-0 EN + SVE version 2012-03-02): </w:t>
+      </w:r>
+    </w:p>
+    <w:p>
+      <w:pPr>
+        <w:pStyle w:val="ListNumber"/>
+      </w:pPr>
+      <w:r>
+        <w:t>De organisationer FSC kan acceptera association med får inte direkt eller indirekt ha några kopplingar till nedanstående, oacceptabla aktiviteter:</w:t>
+      </w:r>
+    </w:p>
+    <w:p>
+      <w:pPr>
+        <w:ind w:left="357"/>
+      </w:pPr>
+      <w:r>
+        <w:t>a) Olaglig skogsavverkning och handel med olagligt avverkat virke eller skogsprodukter</w:t>
+      </w:r>
+    </w:p>
+    <w:p>
+      <w:pPr>
+        <w:ind w:left="357"/>
+      </w:pPr>
+      <w:r>
+        <w:t>...</w:t>
+      </w:r>
+    </w:p>
+    <w:p>
+      <w:pPr>
+        <w:ind w:left="357"/>
+      </w:pPr>
+      <w:r>
+        <w:t>c) Skogsbruk som förstör höga naturvärden</w:t>
+      </w:r>
+    </w:p>
+    <w:p>
+      <w:pPr>
+        <w:ind w:left="357"/>
+      </w:pPr>
+      <w:r>
+        <w:t>d) Betydande omvandling av skog till plantager eller annan, icke skoglig, markanvändning</w:t>
+      </w:r>
+    </w:p>
+    <w:p>
+      <w:pPr>
+        <w:pStyle w:val="ListBullet"/>
+      </w:pPr>
       <w:r>
         <w:rPr>
           <w:b/>
+          <w:i/>
         </w:rPr>
-        <w:t>Dvärgpipistrell (§4a)</w:t>
-      </w:r>
-      <w:r>
-        <w:t xml:space="preserve"> omfattas av bilaga 4 EU:s art- och habitatdirektiv vilket innebär ett strikt skydd där arten och dess livsmiljöer ska bevaras. Arten förekommer i alla typer av glesare skogar men föredrar framförallt lövskog. Den födosöker inne bland träden och man hittar den i trädbärande beteshagar, i kantzoner mellan skog och odlingsmark, i närheten av vatten och i bymiljöer. Den undviker stora sammanhängande öppna miljöer såsom åkrar och hyggen. Skogsbruksåtgärder som leder till minskad förekomst av äldre, gles skog och då särskilt tillgång på hålträd och träd med löst sittande bark kan leda till brist på koloniplatser och viloplatser (SLU Artdatabanken, 2024; Skogsstyrelsen, 2016).</w:t>
-      </w:r>
-    </w:p>
-    <w:p>
-      <w:r>
-        <w:rPr>
-          <w:b/>
-        </w:rPr>
-        <w:t>Nordfladdermus (NT, §4a)</w:t>
-      </w:r>
-      <w:r>
-        <w:t xml:space="preserve"> omfattas av bilaga 4 EU:s art- och habitatdirektiv vilket innebär ett strikt skydd där arten och dess livsmiljöer ska bevaras. Nordfladdermus föredrar variationsrik skog med förekomst av sjöar, vattendrag och våtmarker och hittas framförallt i halvöppna miljöer som trädbärande beteshagar och i kantzoner mellan skog och odlingsmark. Den undviker stora öppna områden som stora hyggen och större sammanhängande planteringar vilket minskar längden bryn och landskapets heterogenitet och därmed födotillgången och mängden lämpliga jaktplatser. Skogsbruksåtgärder som leder till minskad förekomst av äldre, gles skog och då särskilt tillgång på hålträd och träd med löst sittande bark kan leda till brist på koloniplatser och viloplatser. Nordfladdermus har minskat med 27,5 (5–50) % under de senaste 21 åren och minskningstakten för den svenska populationen bedöms vara nära gränsvärdet för Sårbar (VU). (A2bc) (SLU Artdatabanken, 2024; Skogsstyrelsen, 2016).</w:t>
-      </w:r>
-    </w:p>
-    <w:p>
-      <w:r>
-        <w:rPr>
-          <w:b/>
-        </w:rPr>
-        <w:t>Tjäder (§4)</w:t>
-      </w:r>
-      <w:r>
-        <w:t xml:space="preserve"> omfattas av bilaga 1 och 2 EU:s fågeldirektiv och är typisk art för </w:t>
+        <w:t xml:space="preserve">Kommentar: </w:t>
       </w:r>
       <w:r>
         <w:rPr>
           <w:i/>
         </w:rPr>
-        <w:t xml:space="preserve">9010 Taiga </w:t>
-      </w:r>
-      <w:r>
-        <w:t xml:space="preserve">och </w:t>
+        <w:t>Avverkning av skog med höga naturvärden samt skada på fridlysta arter strider både mot FSC Controlled Wood-standarden och FSC:s policy for associerade organisationer.</w:t>
+      </w:r>
+    </w:p>
+    <w:p>
+      <w:pPr>
+        <w:pStyle w:val="Heading2"/>
+      </w:pPr>
+      <w:r>
+        <w:t>Ur FSC Controlled Wood (FSC-STD-40-005)</w:t>
+      </w:r>
+    </w:p>
+    <w:p>
+      <w:r>
+        <w:t>Virke som inte accepteras i FSC-märkta produkter (oacceptabelt ursprung) enligt FSC Controlled Wood (FSC-STD-40-005):</w:t>
+      </w:r>
+    </w:p>
+    <w:p>
+      <w:pPr>
+        <w:pStyle w:val="ListNumber"/>
+      </w:pPr>
+      <w:r>
+        <w:t>Illegalt avverkat virke.</w:t>
+      </w:r>
+    </w:p>
+    <w:p>
+      <w:pPr>
+        <w:pStyle w:val="ListNumber"/>
+      </w:pPr>
+      <w:r>
+        <w:t>...</w:t>
+      </w:r>
+    </w:p>
+    <w:p>
+      <w:pPr>
+        <w:pStyle w:val="ListNumber"/>
+      </w:pPr>
+      <w:r>
+        <w:t>Virke från avverkningar som hotar höga naturvärden.</w:t>
+      </w:r>
+    </w:p>
+    <w:p>
+      <w:pPr>
+        <w:pStyle w:val="ListNumber"/>
+      </w:pPr>
+      <w:r>
+        <w:t>Virke från skog som konverteras till plantager eller icke-skogligt bruk.</w:t>
+      </w:r>
+    </w:p>
+    <w:p>
+      <w:pPr>
+        <w:pStyle w:val="ListBullet"/>
+      </w:pPr>
+      <w:r>
+        <w:rPr>
+          <w:b/>
+          <w:i/>
+        </w:rPr>
+        <w:t xml:space="preserve">Kommentar: </w:t>
       </w:r>
       <w:r>
         <w:rPr>
           <w:i/>
         </w:rPr>
-        <w:t>9740 Skogsbevuxen myr</w:t>
-      </w:r>
-      <w:r>
-        <w:t>. Tjädern är en utpräglad skogsfågel knuten till större sammanhängande barrskogsområden. Tupparna och hönorna utnyttjar till viss del olika miljöer, och habitatvalet varierar dessutom mellan olika delar av året. För att det ska finnas livskraftiga tjäderbestånd krävs funktionella skogslandskap med en blandning av uppvuxen, gles och luckig skog, täta sumpskogar, myrar och andra små våtmarker. Arten försvinner när skogen fragmenteras och den sammanlagda arealen hyggen och andra öppna områden blir för stor. Ett småskaligt och försiktigt virkesuttag genom hyggesfria metoder kan i vissa fall vara möjligt i området inom 200 m från lekcentrum. Längre ut från lekcentrum, inom 200–500 m bör den avverkade ytan inte överskrida 1 hektar för att undvika alltför stora och snabba förändringar (Skogsstyrelsen, 2019; SLU Artdatabanken, 2024).</w:t>
-      </w:r>
-    </w:p>
-    <w:p>
-      <w:r>
-        <w:t>I BILAGA 1 finns mer detaljerad information om ekologi samt krav på livsmiljö hos fridlysta arter.</w:t>
+        <w:t>Avverkning av skog med höga naturvärden samt skada på fridlysta arter strider både mot FSC Controlled Wood-standarden och FSC:s policy for associerade organisationer.</w:t>
       </w:r>
     </w:p>
     <w:p>
@@ -378,7 +605,84 @@
         <w:pStyle w:val="Heading1"/>
       </w:pPr>
       <w:r>
-        <w:t>Certifiering</w:t>
+        <w:t>Ur PEFC-standarden gällande lagefterlevnad</w:t>
+      </w:r>
+    </w:p>
+    <w:p>
+      <w:r>
+        <w:t>PEFC-standarden förutsätter att tillämplig svensk lagstiftning följs. Det är utsedd tillsynsmyndighet som ansvarar för tillsyn av lagens efterlevnad. PEFC-standarden återger innehållet i vissa certifieringskritiska lag- och föreskriftskrav vilka ska ingå i granskning av PEFC-systemets efterlevnad.</w:t>
+      </w:r>
+    </w:p>
+    <w:p>
+      <w:pPr>
+        <w:pStyle w:val="ListBullet"/>
+      </w:pPr>
+      <w:r>
+        <w:rPr>
+          <w:b/>
+          <w:i/>
+        </w:rPr>
+        <w:t xml:space="preserve">Kommentar: </w:t>
+      </w:r>
+      <w:r>
+        <w:rPr>
+          <w:i/>
+        </w:rPr>
+        <w:t>I den avverkningsanmälda skogen har fridlysta arter sina livsmiljöer och växtplatser. Att skada de fridlysta arternas livsmiljöer, växtplatser eller ekologiska funktion är inte tillåtet enligt artskyddsförordningen</w:t>
+      </w:r>
+    </w:p>
+    <w:p>
+      <w:r>
+        <w:br w:type="page"/>
+      </w:r>
+    </w:p>
+    <w:p>
+      <w:pPr>
+        <w:pStyle w:val="Title"/>
+      </w:pPr>
+      <w:r>
+        <w:t>BILAGA 1 – Fridlysta arter</w:t>
+      </w:r>
+    </w:p>
+    <w:p>
+      <w:pPr>
+        <w:pStyle w:val="Heading1"/>
+      </w:pPr>
+      <w:r>
+        <w:t>Brunlångöra – ekologi samt krav på livsmiljön</w:t>
+      </w:r>
+    </w:p>
+    <w:p>
+      <w:r>
+        <w:t>Brunlångöra (NT, §4a) omfattas av bilaga 4 EU:s art- och habitatdirektiv vilket innebär ett strikt skydd för arten och dess livsmiljöer. Den har minskat med 17,5 (5–30) % under de senaste 21 åren och minskningstakten för den svenska populationen bedöms vara nära gränsvärdet för Sårbar (VU). (A2bc) (SLU Artdatabanken, 2024).</w:t>
+      </w:r>
+    </w:p>
+    <w:p>
+      <w:r>
+        <w:t>Brunlångöra förekommer framförallt inne i relativt tät skog men födosöker också runt hus, i parker, trädgårdar och hagar. Arten har ett mycket karakteristiskt jaktbeteende då den flyger tätt intill vegetationen så som träd och buskar eller lågt över marken där den plockar insekter och spindlar direkt från blad, grenar och grässtrån. Arten kan till och med ryttla, stå stilla i luften med fladdrande vingar. Kolonierna finns ofta i stora byggnader som kyrkor, lador och magasin. Arten påverkas negativt av belysning, och en kraftig minskning har observerats på ett antal koloniplatser i södra Sverige (SLU Artdatabanken, 2024).</w:t>
+      </w:r>
+    </w:p>
+    <w:p>
+      <w:r>
+        <w:t xml:space="preserve">Den viktigaste faktorn för om fladdermössen ska kunna leva i ett område är tillgången på föda i form av nattaktiva insekter. Ett bra hemområde måste erbjuda god födotillgång under hela aktivitetsperioden. Åtgärder som bevarar och gynnar en hög insektsproduktion är därför centrala. I ett varierat landskap med hög andel äldre lövträd, småvatten, sumpskogar, öppna våtmarker, ängar och betesmarker avlöser olika insektsgrupper varandra vilket gör att det hela tiden finns tillräckligt med föda. Brunlångöra är typisk art för </w:t>
+      </w:r>
+      <w:r>
+        <w:rPr>
+          <w:i/>
+        </w:rPr>
+        <w:t>8310 Grottor</w:t>
+      </w:r>
+      <w:r>
+        <w:t xml:space="preserve"> och </w:t>
+      </w:r>
+      <w:r>
+        <w:rPr>
+          <w:i/>
+        </w:rPr>
+        <w:t>8330 Havsgrottor</w:t>
+      </w:r>
+      <w:r>
+        <w:t xml:space="preserve"> (SLU Artdatabanken, 2024).</w:t>
       </w:r>
     </w:p>
     <w:p>
@@ -386,100 +690,39 @@
         <w:pStyle w:val="Heading2"/>
       </w:pPr>
       <w:r>
-        <w:t>Ur FSC-standarden</w:t>
+        <w:t>Referenser – brunlångöra</w:t>
       </w:r>
     </w:p>
     <w:p>
       <w:r>
+        <w:t>SLU Artdatabanken, 2024.</w:t>
+      </w:r>
+      <w:r>
         <w:rPr>
-          <w:b/>
+          <w:i/>
         </w:rPr>
-        <w:t xml:space="preserve">PRINCIP 1: LAGEFTERLEVNAD: </w:t>
-      </w:r>
-      <w:r>
-        <w:t>Certifikatsinnehavaren ska följa alla tillämpliga lagar, förordningar och nationellt ratificerade internationella avtal, konventioner och överenskommelser.</w:t>
-      </w:r>
-    </w:p>
-    <w:p>
-      <w:r>
-        <w:rPr>
-          <w:b/>
-        </w:rPr>
-        <w:t xml:space="preserve">1.3.1 </w:t>
-      </w:r>
-      <w:r>
-        <w:t>Tillämpliga lagar och föreskrifter för brukandet av skogen följs.</w:t>
+        <w:t xml:space="preserve"> Artfakta: brunlångöra (Plecotus auritus). </w:t>
+      </w:r>
+      <w:r>
+        <w:t>https://artfakta.se/taxa/206002</w:t>
       </w:r>
     </w:p>
     <w:p>
       <w:pPr>
-        <w:pStyle w:val="ListBullet"/>
+        <w:pStyle w:val="Heading1"/>
       </w:pPr>
       <w:r>
-        <w:rPr>
-          <w:b/>
-          <w:i/>
-        </w:rPr>
-        <w:t xml:space="preserve">Kommentar: </w:t>
-      </w:r>
-      <w:r>
-        <w:t>I den avverkningsanmälda skogen har fridlysta arter sina livsmiljöer och växtplatser. Att skada de fridlysta arternas livsmiljöer, växtplatser eller ekologiska funktion är inte tillåtet enligt artskyddsförordningen.</w:t>
-      </w:r>
-      <w:r>
-        <w:rPr>
-          <w:i/>
-        </w:rPr>
-        <w:t xml:space="preserve"> EU:s medlemsländer och skogsbolag är skyldiga att agera i enlighet med EU:s fågeldirektiv där det uttryckligen står att direktivet gäller för fåglar samt för deras ägg, bon och </w:t>
-      </w:r>
-      <w:r>
-        <w:rPr>
-          <w:b/>
-          <w:i/>
-        </w:rPr>
-        <w:t xml:space="preserve">livsmiljöer </w:t>
-      </w:r>
-      <w:r>
-        <w:t>(artikel 1). Vidare att de åtgärder som vidtas inte får leda till en försämring av den nuvarande situationen beträffande bevarandet av de fågelarter som avses i artikel 1 (artikel 13).</w:t>
+        <w:t>Dammfladdermus – ekologi samt krav på livsmiljön</w:t>
       </w:r>
     </w:p>
     <w:p>
       <w:r>
-        <w:rPr>
-          <w:b/>
-        </w:rPr>
-        <w:t xml:space="preserve">6.4 </w:t>
-      </w:r>
-      <w:r>
-        <w:t>Certifikatsinnehavaren ska skydda sällsynta arter och hotade arter samt deras livsmiljöer inom skogsbruksenheten. Det ska ske genom avsättningar, andra skyddade områden och genom att skapa konnektivitet och/eller genom andra direkta åtgärder som gynnar dessa arters överlevnad och livskraft. Åtgärderna ska stå i förhållande till brukandets skala, intensitet och risk, samt till sällsynta och hotade arters bevarandestatus och ekologiska krav. Certifikatsinnehavaren ska beakta den geografiska spridningen och ekologiska krav hos sällsynta och hotade arter utanför skogsbruksenhetens gränser när beslut om åtgärder inom skogsbruksenheten ska fattas.</w:t>
+        <w:t>Dammfladdermus (NT, §4a) omfattas av bilaga 2 och 4 EU:s art- och habitatdirektiv vilket innebär att arten och dess livsmiljöer är strikt skyddade samt att Natura 2000-områden ska inrättas. Dammfladdermus är globalt rödlistad som nära hotad (NT) och i den europeiska rödlistan är den klassad som sårbar (VU) (SLU Artdatabanken, 2024; IUCN, 2016).</w:t>
       </w:r>
     </w:p>
     <w:p>
       <w:r>
-        <w:rPr>
-          <w:b/>
-        </w:rPr>
-        <w:t xml:space="preserve">6.4.3 </w:t>
-      </w:r>
-      <w:r>
-        <w:t>Bevarandeåtgärder genomförs för de kända förekomster av rödlistade arter som påverkas av skogsbruk.</w:t>
-      </w:r>
-    </w:p>
-    <w:p>
-      <w:pPr>
-        <w:pStyle w:val="ListBullet"/>
-      </w:pPr>
-      <w:r>
-        <w:rPr>
-          <w:b/>
-          <w:i/>
-        </w:rPr>
-        <w:t xml:space="preserve">Kommentar: </w:t>
-      </w:r>
-      <w:r>
-        <w:rPr>
-          <w:i/>
-        </w:rPr>
-        <w:t>I det avverkningsanmälda skogsområdet har 5 naturvårdsarter varav 3 rödlistade arter sina livsmiljöer och växtplatser.</w:t>
+        <w:t>Dammfladdermusen förekommer mest vid vatten, vid både sjöar och vattendrag. Den födosöker antingen tätt ovanför vattenytan eller i strandskog. Dammfladdermusen väljer lite större vatten än vattenfladdermusen, till exempel sjöar och breda åar. Den undviker stora sammanhängande öppna miljöer såsom åkrar och hyggen. Eftersom dammfladdermusen i huvudsak jagar över sjöar och vattendrag så är det framförallt vattenkvalité och utformningen av strandnära miljöer som påverkar artens förekomst. För dammfladdermusen är det särskilt viktigt att värna om strandnära områden, genom att bevara eller skapa sumpskog och hålträd (SLU Artdatabanken, 2024).</w:t>
       </w:r>
     </w:p>
     <w:p>
@@ -487,18 +730,58 @@
         <w:pStyle w:val="Heading2"/>
       </w:pPr>
       <w:r>
-        <w:t>Ur Chain of Custody Certification (FSC-STD-40-004 ver 3.0)</w:t>
+        <w:t>Referenser – dammfladdermus</w:t>
       </w:r>
     </w:p>
     <w:p>
       <w:r>
+        <w:t xml:space="preserve">IUCN, 2016. </w:t>
+      </w:r>
+      <w:r>
         <w:rPr>
-          <w:b/>
+          <w:i/>
         </w:rPr>
-        <w:t xml:space="preserve">1.3 </w:t>
-      </w:r>
-      <w:r>
-        <w:t xml:space="preserve">The organization shall commit to the FSC values as defined in FSC-POL-01-004 Policy for the Association of Organizations with FSC. </w:t>
+        <w:t>Myotis dasycneme</w:t>
+      </w:r>
+      <w:r>
+        <w:t>. The IUCN Red List of Threatened Species.</w:t>
+      </w:r>
+    </w:p>
+    <w:p>
+      <w:r>
+        <w:t>SLU Artdatabanken, 2024.</w:t>
+      </w:r>
+      <w:r>
+        <w:rPr>
+          <w:i/>
+        </w:rPr>
+        <w:t xml:space="preserve"> Artfakta: dammfladdermus (Myotis dasycneme)</w:t>
+      </w:r>
+      <w:r>
+        <w:t>. https://artfakta.se/taxa/100086</w:t>
+      </w:r>
+    </w:p>
+    <w:p>
+      <w:pPr>
+        <w:pStyle w:val="Heading1"/>
+      </w:pPr>
+      <w:r>
+        <w:t>Nordfladdermus – ekologi samt krav på livsmiljön</w:t>
+      </w:r>
+    </w:p>
+    <w:p>
+      <w:r>
+        <w:t>Nordfladdermus (NT, §4a) omfattas av bilaga 4 EU:s art- och habitatdirektiv vilket innebär ett strikt skydd för arten och dess livsmiljöer. Arten har minskat med 27,5 (5–50) % under de senaste 21 åren och minskningstakten för den svenska populationen bedöms vara nära gränsvärdet för Sårbar (VU). (A2bc) (SLU Artdatabanken, 2024).</w:t>
+      </w:r>
+    </w:p>
+    <w:p>
+      <w:r>
+        <w:t>Nordfladdermus föredrar variationsrik skog med förekomst av sjöar, vattendrag och våtmarker och hittas framförallt i halvöppna miljöer som trädbärande beteshagar och i kantzoner mellan skog och odlingsmark. Den undviker stora öppna områden som stora hyggen och större sammanhängande planteringar vilket minskar längden bryn och landskapets heterogenitet och därmed födotillgången och mängden lämpliga jaktplatser. Skogsbruksåtgärder som leder till minskad förekomst av äldre, gles skog och då särskilt tillgång på hålträd och träd med löst sittande bark kan leda till brist på koloniplatser och viloplatser (SLU Artdatabanken, 2024; Skogsstyrelsen, 2016).</w:t>
+      </w:r>
+    </w:p>
+    <w:p>
+      <w:r>
+        <w:t>Fladdermöss är beroende av hänsyn på landskapsnivå och det är viktigt att alla typer av vatten och våtmarker samt fuktiga skogspartier återställs och bevaras. Sväm- och sumpskog ska alltid sparas, och äldre lövmiljöer bör alltid sparas för födosök, koloniplatser och viloplatser. Utöver kantzoner mot vatten och våtmarker bör tillräckligt breda skyddszoner av uppväxt skog sparas för att skapa och bevara vindskyddade födosöksmiljöer. Genom att binda samman befintliga skogsbestånd med korridorer av uppvuxen skog skapas ett fladdermusvänligt landskap (SLU Artdatabanken, 2024; Skogsstyrelsen, 2016).</w:t>
       </w:r>
     </w:p>
     <w:p>
@@ -506,70 +789,71 @@
         <w:pStyle w:val="Heading2"/>
       </w:pPr>
       <w:r>
-        <w:t>Ur FSC:s policy för associerade organisationer (FSC-POL-01-004)</w:t>
+        <w:t>Referenser – nordfladdermus</w:t>
       </w:r>
     </w:p>
     <w:p>
       <w:r>
-        <w:t xml:space="preserve">Som “Chain of Custody”-certifierad organisation är skogsbolaget bunden av de fastställda reglerna i Del 1 Punkt 1 c) i Policy för organisationer associerade med FSC (FSC-POL-01-004 V2-0 EN + SVE version 2012-03-02): </w:t>
+        <w:t xml:space="preserve">Skogsstyrelsen, 2016. </w:t>
+      </w:r>
+      <w:r>
+        <w:rPr>
+          <w:i/>
+        </w:rPr>
+        <w:t xml:space="preserve">Vägledning för hänsyn till nordfladdermus. </w:t>
+      </w:r>
+      <w:r>
+        <w:t>Vägledningar och kunskapsstöd artskydd - Skogsstyrelsen</w:t>
+      </w:r>
+    </w:p>
+    <w:p>
+      <w:r>
+        <w:t>SLU Artdatabanken, 2024.</w:t>
+      </w:r>
+      <w:r>
+        <w:rPr>
+          <w:i/>
+        </w:rPr>
+        <w:t xml:space="preserve">  Artfakta: nordfladdermus (Eptesicus nilssonii). </w:t>
+      </w:r>
+      <w:r>
+        <w:t>https://artfakta.se/taxa/205998</w:t>
       </w:r>
     </w:p>
     <w:p>
       <w:pPr>
-        <w:pStyle w:val="ListNumber"/>
+        <w:pStyle w:val="Heading1"/>
       </w:pPr>
       <w:r>
-        <w:t>De organisationer FSC kan acceptera association med får inte direkt eller indirekt ha några kopplingar till nedanstående, oacceptabla aktiviteter:</w:t>
+        <w:t>Tjäder – ekologi samt krav på livsmiljön</w:t>
       </w:r>
     </w:p>
     <w:p>
-      <w:pPr>
-        <w:ind w:left="357"/>
-      </w:pPr>
-      <w:r>
-        <w:t>a) Olaglig skogsavverkning och handel med olagligt avverkat virke eller skogsprodukter</w:t>
-      </w:r>
-    </w:p>
-    <w:p>
-      <w:pPr>
-        <w:ind w:left="357"/>
-      </w:pPr>
-      <w:r>
-        <w:t>...</w:t>
-      </w:r>
-    </w:p>
-    <w:p>
-      <w:pPr>
-        <w:ind w:left="357"/>
-      </w:pPr>
-      <w:r>
-        <w:t>c) Skogsbruk som förstör höga naturvärden</w:t>
-      </w:r>
-    </w:p>
-    <w:p>
-      <w:pPr>
-        <w:ind w:left="357"/>
-      </w:pPr>
-      <w:r>
-        <w:t>d) Betydande omvandling av skog till plantager eller annan, icke skoglig, markanvändning</w:t>
-      </w:r>
-    </w:p>
-    <w:p>
-      <w:pPr>
-        <w:pStyle w:val="ListBullet"/>
-      </w:pPr>
-      <w:r>
-        <w:rPr>
-          <w:b/>
-          <w:i/>
-        </w:rPr>
-        <w:t xml:space="preserve">Kommentar: </w:t>
+      <w:r>
+        <w:t xml:space="preserve">Tjäder (§4) omfattas av bilaga 1 och 2 EU:s fågeldirektiv och är typisk art för </w:t>
       </w:r>
       <w:r>
         <w:rPr>
           <w:i/>
         </w:rPr>
-        <w:t>Avverkning av skog med höga naturvärden samt skada på fridlysta arter strider både mot FSC Controlled Wood-standarden och FSC:s policy for associerade organisationer.</w:t>
+        <w:t xml:space="preserve">9010 Taiga </w:t>
+      </w:r>
+      <w:r>
+        <w:t xml:space="preserve">och </w:t>
+      </w:r>
+      <w:r>
+        <w:rPr>
+          <w:i/>
+        </w:rPr>
+        <w:t>9740 Skogsbevuxen myr</w:t>
+      </w:r>
+      <w:r>
+        <w:t>. Tjädern är en utpräglad skogsfågel knuten till större sammanhängande barrskogsområden. Tupparna och hönorna utnyttjar till viss del olika miljöer, och habitatvalet varierar dessutom mellan olika delar av året. För att det ska finnas livskraftiga tjäderbestånd krävs funktionella skogslandskap med en blandning av uppvuxen, gles och luckig skog, täta sumpskogar, myrar och andra små våtmarker (Skogsstyrelsen, 2019; SLU Artdatabanken 2024).</w:t>
+      </w:r>
+    </w:p>
+    <w:p>
+      <w:r>
+        <w:t>Arten försvinner när skogen fragmenteras och den sammanlagda arealen hyggen och andra öppna områden blir för stor. Ett småskaligt och försiktigt virkesuttag genom hyggesfria metoder kan i vissa fall vara möjligt i området inom 200 m från lekcentrum. Längre ut från lekcentrum, inom 200–500 m bör den avverkade ytan inte överskrida 1 hektar för att undvika alltför stora och snabba förändringar (Skogsstyrelsen, 2019).</w:t>
       </w:r>
     </w:p>
     <w:p>
@@ -577,62 +861,32 @@
         <w:pStyle w:val="Heading2"/>
       </w:pPr>
       <w:r>
-        <w:t>Ur FSC Controlled Wood (FSC-STD-40-005)</w:t>
+        <w:t>Referenser – tjäder</w:t>
       </w:r>
     </w:p>
     <w:p>
       <w:r>
-        <w:t>Virke som inte accepteras i FSC-märkta produkter (oacceptabelt ursprung) enligt FSC Controlled Wood (FSC-STD-40-005):</w:t>
-      </w:r>
-    </w:p>
-    <w:p>
-      <w:pPr>
-        <w:pStyle w:val="ListNumber"/>
-      </w:pPr>
-      <w:r>
-        <w:t>Illegalt avverkat virke.</w:t>
-      </w:r>
-    </w:p>
-    <w:p>
-      <w:pPr>
-        <w:pStyle w:val="ListNumber"/>
-      </w:pPr>
-      <w:r>
-        <w:t>...</w:t>
-      </w:r>
-    </w:p>
-    <w:p>
-      <w:pPr>
-        <w:pStyle w:val="ListNumber"/>
-      </w:pPr>
-      <w:r>
-        <w:t>Virke från avverkningar som hotar höga naturvärden.</w:t>
-      </w:r>
-    </w:p>
-    <w:p>
-      <w:pPr>
-        <w:pStyle w:val="ListNumber"/>
-      </w:pPr>
-      <w:r>
-        <w:t>Virke från skog som konverteras till plantager eller icke-skogligt bruk.</w:t>
-      </w:r>
-    </w:p>
-    <w:p>
-      <w:pPr>
-        <w:pStyle w:val="ListBullet"/>
-      </w:pPr>
-      <w:r>
-        <w:rPr>
-          <w:b/>
-          <w:i/>
-        </w:rPr>
-        <w:t xml:space="preserve">Kommentar: </w:t>
+        <w:t xml:space="preserve">Skogsstyrelsen, 2019. </w:t>
       </w:r>
       <w:r>
         <w:rPr>
           <w:i/>
         </w:rPr>
-        <w:t>Avverkning av skog med höga naturvärden samt skada på fridlysta arter strider både mot FSC Controlled Wood-standarden och FSC:s policy for associerade organisationer.</w:t>
+        <w:t>Vägledning för hänsyn till fåglar – tjäder.</w:t>
+      </w:r>
+    </w:p>
+    <w:p>
+      <w:r>
+        <w:t xml:space="preserve">SLU Artdatabanken, 2024. </w:t>
+      </w:r>
+      <w:r>
+        <w:rPr>
+          <w:i/>
+        </w:rPr>
+        <w:t xml:space="preserve">Artfaktablad. Naturvård – artfakta. </w:t>
+      </w:r>
+      <w:r>
+        <w:t>SLU Artdatabanken, Uppsala</w:t>
       </w:r>
     </w:p>
     <w:p>
@@ -640,84 +894,17 @@
         <w:pStyle w:val="Heading1"/>
       </w:pPr>
       <w:r>
-        <w:t>Ur PEFC-standarden gällande lagefterlevnad</w:t>
+        <w:t>Dvärgpipistrell – ekologi samt krav på livsmiljön</w:t>
       </w:r>
     </w:p>
     <w:p>
       <w:r>
-        <w:t>PEFC-standarden förutsätter att tillämplig svensk lagstiftning följs. Det är utsedd tillsynsmyndighet som ansvarar för tillsyn av lagens efterlevnad. PEFC-standarden återger innehållet i vissa certifieringskritiska lag- och föreskriftskrav vilka ska ingå i granskning av PEFC-systemets efterlevnad.</w:t>
+        <w:t>Dvärgpipistrell (§4a) omfattas av bilaga 4 EU:s art- och habitatdirektiv vilket innebär ett strikt skydd för arten och dess livsmiljöer. Arten förekommer i alla typer av glesare skogar men föredrar framförallt lövskog. Den födosöker inne bland träden och man hittar den i trädbärande beteshagar, i kantzoner mellan skog och odlingsmark, i närheten av vatten och i bymiljöer. Den undviker stora sammanhängande öppna miljöer såsom åkrar och hyggen. Skogsbruksåtgärder som leder till minskad förekomst av äldre, gles skog och då särskilt tillgång på hålträd och träd med löst sittande bark kan leda till brist på koloniplatser och viloplatser (SLU Artdatabanken, 2024; Skogsstyrelsen, 2016).</w:t>
       </w:r>
     </w:p>
     <w:p>
-      <w:pPr>
-        <w:pStyle w:val="ListBullet"/>
-      </w:pPr>
-      <w:r>
-        <w:rPr>
-          <w:b/>
-          <w:i/>
-        </w:rPr>
-        <w:t xml:space="preserve">Kommentar: </w:t>
-      </w:r>
-      <w:r>
-        <w:rPr>
-          <w:i/>
-        </w:rPr>
-        <w:t>I den avverkningsanmälda skogen har fridlysta arter sina livsmiljöer och växtplatser. Att skada de fridlysta arternas livsmiljöer, växtplatser eller ekologiska funktion är inte tillåtet enligt artskyddsförordningen</w:t>
-      </w:r>
-    </w:p>
-    <w:p>
-      <w:r>
-        <w:br w:type="page"/>
-      </w:r>
-    </w:p>
-    <w:p>
-      <w:pPr>
-        <w:pStyle w:val="Title"/>
-      </w:pPr>
-      <w:r>
-        <w:t>BILAGA 1 – Fridlysta arter</w:t>
-      </w:r>
-    </w:p>
-    <w:p>
-      <w:pPr>
-        <w:pStyle w:val="Heading1"/>
-      </w:pPr>
-      <w:r>
-        <w:t>Brunlångöra – ekologi samt krav på livsmiljön</w:t>
-      </w:r>
-    </w:p>
-    <w:p>
-      <w:r>
-        <w:t>Brunlångöra (NT, §4a) omfattas av bilaga 4 EU:s art- och habitatdirektiv vilket innebär ett strikt skydd för arten och dess livsmiljöer. Den har minskat med 17,5 (5–30) % under de senaste 21 åren och minskningstakten för den svenska populationen bedöms vara nära gränsvärdet för Sårbar (VU). (A2bc) (SLU Artdatabanken, 2024).</w:t>
-      </w:r>
-    </w:p>
-    <w:p>
-      <w:r>
-        <w:t>Brunlångöra förekommer framförallt inne i relativt tät skog men födosöker också runt hus, i parker, trädgårdar och hagar. Arten har ett mycket karakteristiskt jaktbeteende då den flyger tätt intill vegetationen så som träd och buskar eller lågt över marken där den plockar insekter och spindlar direkt från blad, grenar och grässtrån. Arten kan till och med ryttla, stå stilla i luften med fladdrande vingar. Kolonierna finns ofta i stora byggnader som kyrkor, lador och magasin. Arten påverkas negativt av belysning, och en kraftig minskning har observerats på ett antal koloniplatser i södra Sverige (SLU Artdatabanken, 2024).</w:t>
-      </w:r>
-    </w:p>
-    <w:p>
-      <w:r>
-        <w:t xml:space="preserve">Den viktigaste faktorn för om fladdermössen ska kunna leva i ett område är tillgången på föda i form av nattaktiva insekter. Ett bra hemområde måste erbjuda god födotillgång under hela aktivitetsperioden. Åtgärder som bevarar och gynnar en hög insektsproduktion är därför centrala. I ett varierat landskap med hög andel äldre lövträd, småvatten, sumpskogar, öppna våtmarker, ängar och betesmarker avlöser olika insektsgrupper varandra vilket gör att det hela tiden finns tillräckligt med föda. Brunlångöra är typisk art för </w:t>
-      </w:r>
-      <w:r>
-        <w:rPr>
-          <w:i/>
-        </w:rPr>
-        <w:t>8310 Grottor</w:t>
-      </w:r>
-      <w:r>
-        <w:t xml:space="preserve"> och </w:t>
-      </w:r>
-      <w:r>
-        <w:rPr>
-          <w:i/>
-        </w:rPr>
-        <w:t>8330 Havsgrottor</w:t>
-      </w:r>
-      <w:r>
-        <w:t xml:space="preserve"> (SLU Artdatabanken, 2024).</w:t>
+      <w:r>
+        <w:t>Fladdermöss är beroende av hänsyn på landskapsnivå och det är viktigt att alla typer av vatten och våtmarker samt fuktiga skogspartier återställs och bevaras. Sväm- och sumpskog ska alltid sparas, och äldre lövmiljöer bör alltid sparas för födosök, koloniplatser och viloplatser. Utöver kantzoner mot vatten och våtmarker bör tillräckligt breda skyddszoner av uppväxt skog sparas för att skapa och bevara vindskyddade födosöksmiljöer. Genom att binda samman befintliga skogsbestånd med korridorer av uppvuxen skog skapas ett fladdermusvänligt landskap (SLU Artdatabanken, 2024; Skogsstyrelsen, 2016).</w:t>
       </w:r>
     </w:p>
     <w:p>
@@ -725,100 +912,6 @@
         <w:pStyle w:val="Heading2"/>
       </w:pPr>
       <w:r>
-        <w:t>Referenser – brunlångöra</w:t>
-      </w:r>
-    </w:p>
-    <w:p>
-      <w:r>
-        <w:t>SLU Artdatabanken, 2024.</w:t>
-      </w:r>
-      <w:r>
-        <w:rPr>
-          <w:i/>
-        </w:rPr>
-        <w:t xml:space="preserve"> Artfakta: brunlångöra (Plecotus auritus). </w:t>
-      </w:r>
-      <w:r>
-        <w:t>https://artfakta.se/taxa/206002</w:t>
-      </w:r>
-    </w:p>
-    <w:p>
-      <w:pPr>
-        <w:pStyle w:val="Heading1"/>
-      </w:pPr>
-      <w:r>
-        <w:t>Dammfladdermus – ekologi samt krav på livsmiljön</w:t>
-      </w:r>
-    </w:p>
-    <w:p>
-      <w:r>
-        <w:t>Dammfladdermus (NT, §4a) omfattas av bilaga 2 och 4 EU:s art- och habitatdirektiv vilket innebär att arten och dess livsmiljöer är strikt skyddade samt att Natura 2000-områden ska inrättas. Dammfladdermus är globalt rödlistad som nära hotad (NT) och i den europeiska rödlistan är den klassad som sårbar (VU) (SLU Artdatabanken, 2024; IUCN, 2016).</w:t>
-      </w:r>
-    </w:p>
-    <w:p>
-      <w:r>
-        <w:t>Dammfladdermusen förekommer mest vid vatten, vid både sjöar och vattendrag. Den födosöker antingen tätt ovanför vattenytan eller i strandskog. Dammfladdermusen väljer lite större vatten än vattenfladdermusen, till exempel sjöar och breda åar. Den undviker stora sammanhängande öppna miljöer såsom åkrar och hyggen. Eftersom dammfladdermusen i huvudsak jagar över sjöar och vattendrag så är det framförallt vattenkvalité och utformningen av strandnära miljöer som påverkar artens förekomst. För dammfladdermusen är det särskilt viktigt att värna om strandnära områden, genom att bevara eller skapa sumpskog och hålträd (SLU Artdatabanken, 2024).</w:t>
-      </w:r>
-    </w:p>
-    <w:p>
-      <w:pPr>
-        <w:pStyle w:val="Heading2"/>
-      </w:pPr>
-      <w:r>
-        <w:t>Referenser – dammfladdermus</w:t>
-      </w:r>
-    </w:p>
-    <w:p>
-      <w:r>
-        <w:t xml:space="preserve">IUCN, 2016. </w:t>
-      </w:r>
-      <w:r>
-        <w:rPr>
-          <w:i/>
-        </w:rPr>
-        <w:t>Myotis dasycneme</w:t>
-      </w:r>
-      <w:r>
-        <w:t>. The IUCN Red List of Threatened Species.</w:t>
-      </w:r>
-    </w:p>
-    <w:p>
-      <w:r>
-        <w:t>SLU Artdatabanken, 2024.</w:t>
-      </w:r>
-      <w:r>
-        <w:rPr>
-          <w:i/>
-        </w:rPr>
-        <w:t xml:space="preserve"> Artfakta: dammfladdermus (Myotis dasycneme)</w:t>
-      </w:r>
-      <w:r>
-        <w:t>. https://artfakta.se/taxa/100086</w:t>
-      </w:r>
-    </w:p>
-    <w:p>
-      <w:pPr>
-        <w:pStyle w:val="Heading1"/>
-      </w:pPr>
-      <w:r>
-        <w:t>Dvärgpipistrell – ekologi samt krav på livsmiljön</w:t>
-      </w:r>
-    </w:p>
-    <w:p>
-      <w:r>
-        <w:t>Dvärgpipistrell (§4a) omfattas av bilaga 4 EU:s art- och habitatdirektiv vilket innebär ett strikt skydd för arten och dess livsmiljöer. Arten förekommer i alla typer av glesare skogar men föredrar framförallt lövskog. Den födosöker inne bland träden och man hittar den i trädbärande beteshagar, i kantzoner mellan skog och odlingsmark, i närheten av vatten och i bymiljöer. Den undviker stora sammanhängande öppna miljöer såsom åkrar och hyggen. Skogsbruksåtgärder som leder till minskad förekomst av äldre, gles skog och då särskilt tillgång på hålträd och träd med löst sittande bark kan leda till brist på koloniplatser och viloplatser (SLU Artdatabanken, 2024; Skogsstyrelsen, 2016).</w:t>
-      </w:r>
-    </w:p>
-    <w:p>
-      <w:r>
-        <w:t>Fladdermöss är beroende av hänsyn på landskapsnivå och det är viktigt att alla typer av vatten och våtmarker samt fuktiga skogspartier återställs och bevaras. Sväm- och sumpskog ska alltid sparas, och äldre lövmiljöer bör alltid sparas för födosök, koloniplatser och viloplatser. Utöver kantzoner mot vatten och våtmarker bör tillräckligt breda skyddszoner av uppväxt skog sparas för att skapa och bevara vindskyddade födosöksmiljöer. Genom att binda samman befintliga skogsbestånd med korridorer av uppvuxen skog skapas ett fladdermusvänligt landskap (SLU Artdatabanken, 2024; Skogsstyrelsen, 2016).</w:t>
-      </w:r>
-    </w:p>
-    <w:p>
-      <w:pPr>
-        <w:pStyle w:val="Heading2"/>
-      </w:pPr>
-      <w:r>
         <w:t>Referenser – dvärgpipistrell</w:t>
       </w:r>
     </w:p>
@@ -848,134 +941,6 @@
       </w:r>
       <w:r>
         <w:t>https://artfakta.se/taxa/205995</w:t>
-      </w:r>
-    </w:p>
-    <w:p>
-      <w:pPr>
-        <w:pStyle w:val="Heading1"/>
-      </w:pPr>
-      <w:r>
-        <w:t>Nordfladdermus – ekologi samt krav på livsmiljön</w:t>
-      </w:r>
-    </w:p>
-    <w:p>
-      <w:r>
-        <w:t>Nordfladdermus (NT, §4a) omfattas av bilaga 4 EU:s art- och habitatdirektiv vilket innebär ett strikt skydd för arten och dess livsmiljöer. Arten har minskat med 27,5 (5–50) % under de senaste 21 åren och minskningstakten för den svenska populationen bedöms vara nära gränsvärdet för Sårbar (VU). (A2bc) (SLU Artdatabanken, 2024).</w:t>
-      </w:r>
-    </w:p>
-    <w:p>
-      <w:r>
-        <w:t>Nordfladdermus föredrar variationsrik skog med förekomst av sjöar, vattendrag och våtmarker och hittas framförallt i halvöppna miljöer som trädbärande beteshagar och i kantzoner mellan skog och odlingsmark. Den undviker stora öppna områden som stora hyggen och större sammanhängande planteringar vilket minskar längden bryn och landskapets heterogenitet och därmed födotillgången och mängden lämpliga jaktplatser. Skogsbruksåtgärder som leder till minskad förekomst av äldre, gles skog och då särskilt tillgång på hålträd och träd med löst sittande bark kan leda till brist på koloniplatser och viloplatser (SLU Artdatabanken, 2024; Skogsstyrelsen, 2016).</w:t>
-      </w:r>
-    </w:p>
-    <w:p>
-      <w:r>
-        <w:t>Fladdermöss är beroende av hänsyn på landskapsnivå och det är viktigt att alla typer av vatten och våtmarker samt fuktiga skogspartier återställs och bevaras. Sväm- och sumpskog ska alltid sparas, och äldre lövmiljöer bör alltid sparas för födosök, koloniplatser och viloplatser. Utöver kantzoner mot vatten och våtmarker bör tillräckligt breda skyddszoner av uppväxt skog sparas för att skapa och bevara vindskyddade födosöksmiljöer. Genom att binda samman befintliga skogsbestånd med korridorer av uppvuxen skog skapas ett fladdermusvänligt landskap (SLU Artdatabanken, 2024; Skogsstyrelsen, 2016).</w:t>
-      </w:r>
-    </w:p>
-    <w:p>
-      <w:pPr>
-        <w:pStyle w:val="Heading2"/>
-      </w:pPr>
-      <w:r>
-        <w:t>Referenser – nordfladdermus</w:t>
-      </w:r>
-    </w:p>
-    <w:p>
-      <w:r>
-        <w:t xml:space="preserve">Skogsstyrelsen, 2016. </w:t>
-      </w:r>
-      <w:r>
-        <w:rPr>
-          <w:i/>
-        </w:rPr>
-        <w:t xml:space="preserve">Vägledning för hänsyn till nordfladdermus. </w:t>
-      </w:r>
-      <w:r>
-        <w:t>Vägledningar och kunskapsstöd artskydd - Skogsstyrelsen</w:t>
-      </w:r>
-    </w:p>
-    <w:p>
-      <w:r>
-        <w:t>SLU Artdatabanken, 2024.</w:t>
-      </w:r>
-      <w:r>
-        <w:rPr>
-          <w:i/>
-        </w:rPr>
-        <w:t xml:space="preserve">  Artfakta: nordfladdermus (Eptesicus nilssonii). </w:t>
-      </w:r>
-      <w:r>
-        <w:t>https://artfakta.se/taxa/205998</w:t>
-      </w:r>
-    </w:p>
-    <w:p>
-      <w:pPr>
-        <w:pStyle w:val="Heading1"/>
-      </w:pPr>
-      <w:r>
-        <w:t>Tjäder – ekologi samt krav på livsmiljön</w:t>
-      </w:r>
-    </w:p>
-    <w:p>
-      <w:r>
-        <w:t xml:space="preserve">Tjäder (§4) omfattas av bilaga 1 och 2 EU:s fågeldirektiv och är typisk art för </w:t>
-      </w:r>
-      <w:r>
-        <w:rPr>
-          <w:i/>
-        </w:rPr>
-        <w:t xml:space="preserve">9010 Taiga </w:t>
-      </w:r>
-      <w:r>
-        <w:t xml:space="preserve">och </w:t>
-      </w:r>
-      <w:r>
-        <w:rPr>
-          <w:i/>
-        </w:rPr>
-        <w:t>9740 Skogsbevuxen myr</w:t>
-      </w:r>
-      <w:r>
-        <w:t>. Tjädern är en utpräglad skogsfågel knuten till större sammanhängande barrskogsområden. Tupparna och hönorna utnyttjar till viss del olika miljöer, och habitatvalet varierar dessutom mellan olika delar av året. För att det ska finnas livskraftiga tjäderbestånd krävs funktionella skogslandskap med en blandning av uppvuxen, gles och luckig skog, täta sumpskogar, myrar och andra små våtmarker (Skogsstyrelsen, 2019; SLU Artdatabanken 2024).</w:t>
-      </w:r>
-    </w:p>
-    <w:p>
-      <w:r>
-        <w:t>Arten försvinner när skogen fragmenteras och den sammanlagda arealen hyggen och andra öppna områden blir för stor. Ett småskaligt och försiktigt virkesuttag genom hyggesfria metoder kan i vissa fall vara möjligt i området inom 200 m från lekcentrum. Längre ut från lekcentrum, inom 200–500 m bör den avverkade ytan inte överskrida 1 hektar för att undvika alltför stora och snabba förändringar (Skogsstyrelsen, 2019).</w:t>
-      </w:r>
-    </w:p>
-    <w:p>
-      <w:pPr>
-        <w:pStyle w:val="Heading2"/>
-      </w:pPr>
-      <w:r>
-        <w:t>Referenser – tjäder</w:t>
-      </w:r>
-    </w:p>
-    <w:p>
-      <w:r>
-        <w:t xml:space="preserve">Skogsstyrelsen, 2019. </w:t>
-      </w:r>
-      <w:r>
-        <w:rPr>
-          <w:i/>
-        </w:rPr>
-        <w:t>Vägledning för hänsyn till fåglar – tjäder.</w:t>
-      </w:r>
-    </w:p>
-    <w:p>
-      <w:r>
-        <w:t xml:space="preserve">SLU Artdatabanken, 2024. </w:t>
-      </w:r>
-      <w:r>
-        <w:rPr>
-          <w:i/>
-        </w:rPr>
-        <w:t xml:space="preserve">Artfaktablad. Naturvård – artfakta. </w:t>
-      </w:r>
-      <w:r>
-        <w:t>SLU Artdatabanken, Uppsala</w:t>
       </w:r>
     </w:p>
     <w:sectPr>
@@ -1106,7 +1071,7 @@
     <w:r>
       <w:tab/>
       <w:tab/>
-      <w:t>2026-06-20</w:t>
+      <w:t>2026-06-21</w:t>
       <w:br/>
       <w:br/>
     </w:r>

--- a/klagomål/A 22081-2026 FSC-klagomål.docx
+++ b/klagomål/A 22081-2026 FSC-klagomål.docx
@@ -1071,7 +1071,7 @@
     <w:r>
       <w:tab/>
       <w:tab/>
-      <w:t>2026-06-21</w:t>
+      <w:t>2026-06-22</w:t>
       <w:br/>
       <w:br/>
     </w:r>

--- a/klagomål/A 22081-2026 FSC-klagomål.docx
+++ b/klagomål/A 22081-2026 FSC-klagomål.docx
@@ -1071,7 +1071,7 @@
     <w:r>
       <w:tab/>
       <w:tab/>
-      <w:t>2026-06-22</w:t>
+      <w:t>2026-06-23</w:t>
       <w:br/>
       <w:br/>
     </w:r>

--- a/klagomål/A 22081-2026 FSC-klagomål.docx
+++ b/klagomål/A 22081-2026 FSC-klagomål.docx
@@ -1071,7 +1071,7 @@
     <w:r>
       <w:tab/>
       <w:tab/>
-      <w:t>2026-06-23</w:t>
+      <w:t>2026-06-24</w:t>
       <w:br/>
       <w:br/>
     </w:r>

--- a/klagomål/A 22081-2026 FSC-klagomål.docx
+++ b/klagomål/A 22081-2026 FSC-klagomål.docx
@@ -1071,7 +1071,7 @@
     <w:r>
       <w:tab/>
       <w:tab/>
-      <w:t>2026-06-24</w:t>
+      <w:t>2026-06-25</w:t>
       <w:br/>
       <w:br/>
     </w:r>

--- a/klagomål/A 22081-2026 FSC-klagomål.docx
+++ b/klagomål/A 22081-2026 FSC-klagomål.docx
@@ -1071,7 +1071,7 @@
     <w:r>
       <w:tab/>
       <w:tab/>
-      <w:t>2026-06-25</w:t>
+      <w:t>2026-06-26</w:t>
       <w:br/>
       <w:br/>
     </w:r>

--- a/klagomål/A 22081-2026 FSC-klagomål.docx
+++ b/klagomål/A 22081-2026 FSC-klagomål.docx
@@ -1071,7 +1071,7 @@
     <w:r>
       <w:tab/>
       <w:tab/>
-      <w:t>2026-06-26</w:t>
+      <w:t>2026-06-27</w:t>
       <w:br/>
       <w:br/>
     </w:r>

--- a/klagomål/A 22081-2026 FSC-klagomål.docx
+++ b/klagomål/A 22081-2026 FSC-klagomål.docx
@@ -1071,7 +1071,7 @@
     <w:r>
       <w:tab/>
       <w:tab/>
-      <w:t>2026-06-27</w:t>
+      <w:t>2026-06-28</w:t>
       <w:br/>
       <w:br/>
     </w:r>

--- a/klagomål/A 22081-2026 FSC-klagomål.docx
+++ b/klagomål/A 22081-2026 FSC-klagomål.docx
@@ -1071,7 +1071,7 @@
     <w:r>
       <w:tab/>
       <w:tab/>
-      <w:t>2026-06-28</w:t>
+      <w:t>2026-06-29</w:t>
       <w:br/>
       <w:br/>
     </w:r>

--- a/klagomål/A 22081-2026 FSC-klagomål.docx
+++ b/klagomål/A 22081-2026 FSC-klagomål.docx
@@ -1071,7 +1071,7 @@
     <w:r>
       <w:tab/>
       <w:tab/>
-      <w:t>2026-06-29</w:t>
+      <w:t>2026-06-30</w:t>
       <w:br/>
       <w:br/>
     </w:r>

--- a/klagomål/A 22081-2026 FSC-klagomål.docx
+++ b/klagomål/A 22081-2026 FSC-klagomål.docx
@@ -1071,7 +1071,7 @@
     <w:r>
       <w:tab/>
       <w:tab/>
-      <w:t>2026-06-30</w:t>
+      <w:t>2026-07-01</w:t>
       <w:br/>
       <w:br/>
     </w:r>

--- a/klagomål/A 22081-2026 FSC-klagomål.docx
+++ b/klagomål/A 22081-2026 FSC-klagomål.docx
@@ -1071,7 +1071,7 @@
     <w:r>
       <w:tab/>
       <w:tab/>
-      <w:t>2026-07-01</w:t>
+      <w:t>2026-07-02</w:t>
       <w:br/>
       <w:br/>
     </w:r>

--- a/klagomål/A 22081-2026 FSC-klagomål.docx
+++ b/klagomål/A 22081-2026 FSC-klagomål.docx
@@ -1071,7 +1071,7 @@
     <w:r>
       <w:tab/>
       <w:tab/>
-      <w:t>2026-07-02</w:t>
+      <w:t>2026-07-03</w:t>
       <w:br/>
       <w:br/>
     </w:r>

--- a/klagomål/A 22081-2026 FSC-klagomål.docx
+++ b/klagomål/A 22081-2026 FSC-klagomål.docx
@@ -1071,7 +1071,7 @@
     <w:r>
       <w:tab/>
       <w:tab/>
-      <w:t>2026-07-13</w:t>
+      <w:t>2026-07-14</w:t>
       <w:br/>
       <w:br/>
     </w:r>

--- a/klagomål/A 22081-2026 FSC-klagomål.docx
+++ b/klagomål/A 22081-2026 FSC-klagomål.docx
@@ -1071,7 +1071,7 @@
     <w:r>
       <w:tab/>
       <w:tab/>
-      <w:t>2026-07-14</w:t>
+      <w:t>2026-07-15</w:t>
       <w:br/>
       <w:br/>
     </w:r>

--- a/klagomål/A 22081-2026 FSC-klagomål.docx
+++ b/klagomål/A 22081-2026 FSC-klagomål.docx
@@ -1071,7 +1071,7 @@
     <w:r>
       <w:tab/>
       <w:tab/>
-      <w:t>2026-07-15</w:t>
+      <w:t>2026-07-16</w:t>
       <w:br/>
       <w:br/>
     </w:r>

--- a/klagomål/A 22081-2026 FSC-klagomål.docx
+++ b/klagomål/A 22081-2026 FSC-klagomål.docx
@@ -1071,7 +1071,7 @@
     <w:r>
       <w:tab/>
       <w:tab/>
-      <w:t>2026-07-16</w:t>
+      <w:t>2026-07-17</w:t>
       <w:br/>
       <w:br/>
     </w:r>

--- a/klagomål/A 22081-2026 FSC-klagomål.docx
+++ b/klagomål/A 22081-2026 FSC-klagomål.docx
@@ -1071,7 +1071,7 @@
     <w:r>
       <w:tab/>
       <w:tab/>
-      <w:t>2026-07-17</w:t>
+      <w:t>2026-07-18</w:t>
       <w:br/>
       <w:br/>
     </w:r>

--- a/klagomål/A 22081-2026 FSC-klagomål.docx
+++ b/klagomål/A 22081-2026 FSC-klagomål.docx
@@ -1071,7 +1071,7 @@
     <w:r>
       <w:tab/>
       <w:tab/>
-      <w:t>2026-07-18</w:t>
+      <w:t>2026-07-19</w:t>
       <w:br/>
       <w:br/>
     </w:r>

--- a/klagomål/A 22081-2026 FSC-klagomål.docx
+++ b/klagomål/A 22081-2026 FSC-klagomål.docx
@@ -1071,7 +1071,7 @@
     <w:r>
       <w:tab/>
       <w:tab/>
-      <w:t>2026-07-19</w:t>
+      <w:t>2026-07-20</w:t>
       <w:br/>
       <w:br/>
     </w:r>

--- a/klagomål/A 22081-2026 FSC-klagomål.docx
+++ b/klagomål/A 22081-2026 FSC-klagomål.docx
@@ -1071,7 +1071,7 @@
     <w:r>
       <w:tab/>
       <w:tab/>
-      <w:t>2026-07-20</w:t>
+      <w:t>2026-07-21</w:t>
       <w:br/>
       <w:br/>
     </w:r>

--- a/klagomål/A 22081-2026 FSC-klagomål.docx
+++ b/klagomål/A 22081-2026 FSC-klagomål.docx
@@ -1071,7 +1071,7 @@
     <w:r>
       <w:tab/>
       <w:tab/>
-      <w:t>2026-07-21</w:t>
+      <w:t>2026-07-22</w:t>
       <w:br/>
       <w:br/>
     </w:r>

--- a/klagomål/A 22081-2026 FSC-klagomål.docx
+++ b/klagomål/A 22081-2026 FSC-klagomål.docx
@@ -1071,7 +1071,7 @@
     <w:r>
       <w:tab/>
       <w:tab/>
-      <w:t>2026-07-22</w:t>
+      <w:t>2026-07-23</w:t>
       <w:br/>
       <w:br/>
     </w:r>

--- a/klagomål/A 22081-2026 FSC-klagomål.docx
+++ b/klagomål/A 22081-2026 FSC-klagomål.docx
@@ -1071,7 +1071,7 @@
     <w:r>
       <w:tab/>
       <w:tab/>
-      <w:t>2026-07-23</w:t>
+      <w:t>2026-07-24</w:t>
       <w:br/>
       <w:br/>
     </w:r>

--- a/klagomål/A 22081-2026 FSC-klagomål.docx
+++ b/klagomål/A 22081-2026 FSC-klagomål.docx
@@ -1071,7 +1071,7 @@
     <w:r>
       <w:tab/>
       <w:tab/>
-      <w:t>2026-07-24</w:t>
+      <w:t>2026-07-25</w:t>
       <w:br/>
       <w:br/>
     </w:r>

--- a/klagomål/A 22081-2026 FSC-klagomål.docx
+++ b/klagomål/A 22081-2026 FSC-klagomål.docx
@@ -1071,7 +1071,7 @@
     <w:r>
       <w:tab/>
       <w:tab/>
-      <w:t>2026-07-25</w:t>
+      <w:t>2026-07-26</w:t>
       <w:br/>
       <w:br/>
     </w:r>

--- a/klagomål/A 22081-2026 FSC-klagomål.docx
+++ b/klagomål/A 22081-2026 FSC-klagomål.docx
@@ -1071,7 +1071,7 @@
     <w:r>
       <w:tab/>
       <w:tab/>
-      <w:t>2026-07-26</w:t>
+      <w:t>2026-07-27</w:t>
       <w:br/>
       <w:br/>
     </w:r>

--- a/klagomål/A 22081-2026 FSC-klagomål.docx
+++ b/klagomål/A 22081-2026 FSC-klagomål.docx
@@ -1071,7 +1071,7 @@
     <w:r>
       <w:tab/>
       <w:tab/>
-      <w:t>2026-07-27</w:t>
+      <w:t>2026-07-28</w:t>
       <w:br/>
       <w:br/>
     </w:r>

--- a/klagomål/A 22081-2026 FSC-klagomål.docx
+++ b/klagomål/A 22081-2026 FSC-klagomål.docx
@@ -1071,7 +1071,7 @@
     <w:r>
       <w:tab/>
       <w:tab/>
-      <w:t>2026-07-28</w:t>
+      <w:t>2026-07-29</w:t>
       <w:br/>
       <w:br/>
     </w:r>

--- a/klagomål/A 22081-2026 FSC-klagomål.docx
+++ b/klagomål/A 22081-2026 FSC-klagomål.docx
@@ -1071,7 +1071,7 @@
     <w:r>
       <w:tab/>
       <w:tab/>
-      <w:t>2026-07-29</w:t>
+      <w:t>2026-07-30</w:t>
       <w:br/>
       <w:br/>
     </w:r>

--- a/klagomål/A 22081-2026 FSC-klagomål.docx
+++ b/klagomål/A 22081-2026 FSC-klagomål.docx
@@ -1071,7 +1071,7 @@
     <w:r>
       <w:tab/>
       <w:tab/>
-      <w:t>2026-07-30</w:t>
+      <w:t>2026-07-31</w:t>
       <w:br/>
       <w:br/>
     </w:r>

--- a/klagomål/A 22081-2026 FSC-klagomål.docx
+++ b/klagomål/A 22081-2026 FSC-klagomål.docx
@@ -1071,7 +1071,7 @@
     <w:r>
       <w:tab/>
       <w:tab/>
-      <w:t>2026-07-31</w:t>
+      <w:t>2026-08-01</w:t>
       <w:br/>
       <w:br/>
     </w:r>

--- a/klagomål/A 22081-2026 FSC-klagomål.docx
+++ b/klagomål/A 22081-2026 FSC-klagomål.docx
@@ -1071,7 +1071,7 @@
     <w:r>
       <w:tab/>
       <w:tab/>
-      <w:t>2026-08-01</w:t>
+      <w:t>2026-08-02</w:t>
       <w:br/>
       <w:br/>
     </w:r>

--- a/klagomål/A 22081-2026 FSC-klagomål.docx
+++ b/klagomål/A 22081-2026 FSC-klagomål.docx
@@ -1071,7 +1071,7 @@
     <w:r>
       <w:tab/>
       <w:tab/>
-      <w:t>2026-08-02</w:t>
+      <w:t>2026-08-03</w:t>
       <w:br/>
       <w:br/>
     </w:r>

--- a/klagomål/A 22081-2026 FSC-klagomål.docx
+++ b/klagomål/A 22081-2026 FSC-klagomål.docx
@@ -1071,7 +1071,7 @@
     <w:r>
       <w:tab/>
       <w:tab/>
-      <w:t>2026-08-03</w:t>
+      <w:t>2026-08-05</w:t>
       <w:br/>
       <w:br/>
     </w:r>

--- a/klagomål/A 22081-2026 FSC-klagomål.docx
+++ b/klagomål/A 22081-2026 FSC-klagomål.docx
@@ -1071,7 +1071,7 @@
     <w:r>
       <w:tab/>
       <w:tab/>
-      <w:t>2026-08-05</w:t>
+      <w:t>2026-08-07</w:t>
       <w:br/>
       <w:br/>
     </w:r>

--- a/klagomål/A 22081-2026 FSC-klagomål.docx
+++ b/klagomål/A 22081-2026 FSC-klagomål.docx
@@ -1071,7 +1071,7 @@
     <w:r>
       <w:tab/>
       <w:tab/>
-      <w:t>2026-08-07</w:t>
+      <w:t>2026-08-08</w:t>
       <w:br/>
       <w:br/>
     </w:r>

--- a/klagomål/A 22081-2026 FSC-klagomål.docx
+++ b/klagomål/A 22081-2026 FSC-klagomål.docx
@@ -216,7 +216,7 @@
         <w:spacing w:after="240"/>
       </w:pPr>
       <w:r>
-        <w:t>Figur 1. Fyndplatser för naturvårdsarter i avverkningsanmälan. Markörer utan svart kant är placerade på fyndplatsen. Markörer med svart kant är placerade vid sidan av fyndplatsen har ett svart streck som visar fyndplatsens exakta position. Kartans mittpunktskoordinat är N 6321794, E 547092 i SWEREF 99 TM.</w:t>
+        <w:t>Figur 1. Fyndplatser för naturvårdsarter i avverkningsanmälan. Markörer utan svart kant är placerade på fyndplatsen. Markörer med svart kant är placerade vid sidan av fyndplatsen och har ett svart streck som visar fyndplatsens exakta position. Kartans mittpunktskoordinat är N 6321794, E 547092 i SWEREF 99 TM.</w:t>
       </w:r>
     </w:p>
     <w:p>
@@ -1071,7 +1071,7 @@
     <w:r>
       <w:tab/>
       <w:tab/>
-      <w:t>2026-08-14</w:t>
+      <w:t>2026-08-15</w:t>
       <w:br/>
       <w:br/>
     </w:r>

--- a/klagomål/A 22081-2026 FSC-klagomål.docx
+++ b/klagomål/A 22081-2026 FSC-klagomål.docx
@@ -1071,7 +1071,7 @@
     <w:r>
       <w:tab/>
       <w:tab/>
-      <w:t>2026-08-15</w:t>
+      <w:t>2026-08-16</w:t>
       <w:br/>
       <w:br/>
     </w:r>

--- a/klagomål/A 22081-2026 FSC-klagomål.docx
+++ b/klagomål/A 22081-2026 FSC-klagomål.docx
@@ -1071,7 +1071,7 @@
     <w:r>
       <w:tab/>
       <w:tab/>
-      <w:t>2026-08-16</w:t>
+      <w:t>2026-08-17</w:t>
       <w:br/>
       <w:br/>
     </w:r>

--- a/klagomål/A 22081-2026 FSC-klagomål.docx
+++ b/klagomål/A 22081-2026 FSC-klagomål.docx
@@ -1071,7 +1071,7 @@
     <w:r>
       <w:tab/>
       <w:tab/>
-      <w:t>2026-08-17</w:t>
+      <w:t>2026-08-18</w:t>
       <w:br/>
       <w:br/>
     </w:r>

--- a/klagomål/A 22081-2026 FSC-klagomål.docx
+++ b/klagomål/A 22081-2026 FSC-klagomål.docx
@@ -1071,7 +1071,7 @@
     <w:r>
       <w:tab/>
       <w:tab/>
-      <w:t>2026-08-18</w:t>
+      <w:t>2026-08-19</w:t>
       <w:br/>
       <w:br/>
     </w:r>

--- a/klagomål/A 22081-2026 FSC-klagomål.docx
+++ b/klagomål/A 22081-2026 FSC-klagomål.docx
@@ -1071,7 +1071,7 @@
     <w:r>
       <w:tab/>
       <w:tab/>
-      <w:t>2026-08-19</w:t>
+      <w:t>2026-08-20</w:t>
       <w:br/>
       <w:br/>
     </w:r>

--- a/klagomål/A 22081-2026 FSC-klagomål.docx
+++ b/klagomål/A 22081-2026 FSC-klagomål.docx
@@ -1071,7 +1071,7 @@
     <w:r>
       <w:tab/>
       <w:tab/>
-      <w:t>2026-08-20</w:t>
+      <w:t>2026-08-21</w:t>
       <w:br/>
       <w:br/>
     </w:r>

--- a/klagomål/A 22081-2026 FSC-klagomål.docx
+++ b/klagomål/A 22081-2026 FSC-klagomål.docx
@@ -1071,7 +1071,7 @@
     <w:r>
       <w:tab/>
       <w:tab/>
-      <w:t>2026-08-21</w:t>
+      <w:t>2026-08-22</w:t>
       <w:br/>
       <w:br/>
     </w:r>

--- a/klagomål/A 22081-2026 FSC-klagomål.docx
+++ b/klagomål/A 22081-2026 FSC-klagomål.docx
@@ -1071,7 +1071,7 @@
     <w:r>
       <w:tab/>
       <w:tab/>
-      <w:t>2026-08-22</w:t>
+      <w:t>2026-08-23</w:t>
       <w:br/>
       <w:br/>
     </w:r>

--- a/klagomål/A 22081-2026 FSC-klagomål.docx
+++ b/klagomål/A 22081-2026 FSC-klagomål.docx
@@ -1071,7 +1071,7 @@
     <w:r>
       <w:tab/>
       <w:tab/>
-      <w:t>2026-08-23</w:t>
+      <w:t>2026-08-24</w:t>
       <w:br/>
       <w:br/>
     </w:r>

--- a/klagomål/A 22081-2026 FSC-klagomål.docx
+++ b/klagomål/A 22081-2026 FSC-klagomål.docx
@@ -1071,7 +1071,7 @@
     <w:r>
       <w:tab/>
       <w:tab/>
-      <w:t>2026-08-24</w:t>
+      <w:t>2026-08-25</w:t>
       <w:br/>
       <w:br/>
     </w:r>

--- a/klagomål/A 22081-2026 FSC-klagomål.docx
+++ b/klagomål/A 22081-2026 FSC-klagomål.docx
@@ -1071,7 +1071,7 @@
     <w:r>
       <w:tab/>
       <w:tab/>
-      <w:t>2026-08-25</w:t>
+      <w:t>2026-08-26</w:t>
       <w:br/>
       <w:br/>
     </w:r>

--- a/klagomål/A 22081-2026 FSC-klagomål.docx
+++ b/klagomål/A 22081-2026 FSC-klagomål.docx
@@ -1071,7 +1071,7 @@
     <w:r>
       <w:tab/>
       <w:tab/>
-      <w:t>2026-08-26</w:t>
+      <w:t>2026-08-27</w:t>
       <w:br/>
       <w:br/>
     </w:r>

--- a/klagomål/A 22081-2026 FSC-klagomål.docx
+++ b/klagomål/A 22081-2026 FSC-klagomål.docx
@@ -1071,7 +1071,7 @@
     <w:r>
       <w:tab/>
       <w:tab/>
-      <w:t>2026-08-27</w:t>
+      <w:t>2026-08-28</w:t>
       <w:br/>
       <w:br/>
     </w:r>

--- a/klagomål/A 22081-2026 FSC-klagomål.docx
+++ b/klagomål/A 22081-2026 FSC-klagomål.docx
@@ -1071,7 +1071,7 @@
     <w:r>
       <w:tab/>
       <w:tab/>
-      <w:t>2026-08-28</w:t>
+      <w:t>2026-08-29</w:t>
       <w:br/>
       <w:br/>
     </w:r>

--- a/klagomål/A 22081-2026 FSC-klagomål.docx
+++ b/klagomål/A 22081-2026 FSC-klagomål.docx
@@ -1071,7 +1071,7 @@
     <w:r>
       <w:tab/>
       <w:tab/>
-      <w:t>2026-08-29</w:t>
+      <w:t>2026-08-31</w:t>
       <w:br/>
       <w:br/>
     </w:r>

--- a/klagomål/A 22081-2026 FSC-klagomål.docx
+++ b/klagomål/A 22081-2026 FSC-klagomål.docx
@@ -1071,7 +1071,7 @@
     <w:r>
       <w:tab/>
       <w:tab/>
-      <w:t>2026-08-31</w:t>
+      <w:t>2026-09-01</w:t>
       <w:br/>
       <w:br/>
     </w:r>

--- a/klagomål/A 22081-2026 FSC-klagomål.docx
+++ b/klagomål/A 22081-2026 FSC-klagomål.docx
@@ -1071,7 +1071,7 @@
     <w:r>
       <w:tab/>
       <w:tab/>
-      <w:t>2026-09-01</w:t>
+      <w:t>2026-09-02</w:t>
       <w:br/>
       <w:br/>
     </w:r>

--- a/klagomål/A 22081-2026 FSC-klagomål.docx
+++ b/klagomål/A 22081-2026 FSC-klagomål.docx
@@ -1071,7 +1071,7 @@
     <w:r>
       <w:tab/>
       <w:tab/>
-      <w:t>2026-09-02</w:t>
+      <w:t>2026-09-03</w:t>
       <w:br/>
       <w:br/>
     </w:r>

--- a/klagomål/A 22081-2026 FSC-klagomål.docx
+++ b/klagomål/A 22081-2026 FSC-klagomål.docx
@@ -1071,7 +1071,7 @@
     <w:r>
       <w:tab/>
       <w:tab/>
-      <w:t>2026-09-03</w:t>
+      <w:t>2026-09-04</w:t>
       <w:br/>
       <w:br/>
     </w:r>

--- a/klagomål/A 22081-2026 FSC-klagomål.docx
+++ b/klagomål/A 22081-2026 FSC-klagomål.docx
@@ -1071,7 +1071,7 @@
     <w:r>
       <w:tab/>
       <w:tab/>
-      <w:t>2026-09-04</w:t>
+      <w:t>2026-09-05</w:t>
       <w:br/>
       <w:br/>
     </w:r>

--- a/klagomål/A 22081-2026 FSC-klagomål.docx
+++ b/klagomål/A 22081-2026 FSC-klagomål.docx
@@ -1071,7 +1071,7 @@
     <w:r>
       <w:tab/>
       <w:tab/>
-      <w:t>2026-09-05</w:t>
+      <w:t>2026-09-06</w:t>
       <w:br/>
       <w:br/>
     </w:r>

--- a/klagomål/A 22081-2026 FSC-klagomål.docx
+++ b/klagomål/A 22081-2026 FSC-klagomål.docx
@@ -1071,7 +1071,7 @@
     <w:r>
       <w:tab/>
       <w:tab/>
-      <w:t>2026-09-06</w:t>
+      <w:t>2026-09-07</w:t>
       <w:br/>
       <w:br/>
     </w:r>

--- a/klagomål/A 22081-2026 FSC-klagomål.docx
+++ b/klagomål/A 22081-2026 FSC-klagomål.docx
@@ -1071,7 +1071,7 @@
     <w:r>
       <w:tab/>
       <w:tab/>
-      <w:t>2026-09-07</w:t>
+      <w:t>2026-09-08</w:t>
       <w:br/>
       <w:br/>
     </w:r>

--- a/klagomål/A 22081-2026 FSC-klagomål.docx
+++ b/klagomål/A 22081-2026 FSC-klagomål.docx
@@ -1071,7 +1071,7 @@
     <w:r>
       <w:tab/>
       <w:tab/>
-      <w:t>2026-09-08</w:t>
+      <w:t>2026-09-09</w:t>
       <w:br/>
       <w:br/>
     </w:r>

--- a/klagomål/A 22081-2026 FSC-klagomål.docx
+++ b/klagomål/A 22081-2026 FSC-klagomål.docx
@@ -1071,7 +1071,7 @@
     <w:r>
       <w:tab/>
       <w:tab/>
-      <w:t>2026-09-09</w:t>
+      <w:t>2026-09-10</w:t>
       <w:br/>
       <w:br/>
     </w:r>

--- a/klagomål/A 22081-2026 FSC-klagomål.docx
+++ b/klagomål/A 22081-2026 FSC-klagomål.docx
@@ -1071,7 +1071,7 @@
     <w:r>
       <w:tab/>
       <w:tab/>
-      <w:t>2026-09-10</w:t>
+      <w:t>2026-09-11</w:t>
       <w:br/>
       <w:br/>
     </w:r>

--- a/klagomål/A 22081-2026 FSC-klagomål.docx
+++ b/klagomål/A 22081-2026 FSC-klagomål.docx
@@ -1071,7 +1071,7 @@
     <w:r>
       <w:tab/>
       <w:tab/>
-      <w:t>2026-09-11</w:t>
+      <w:t>2026-09-12</w:t>
       <w:br/>
       <w:br/>
     </w:r>

--- a/klagomål/A 22081-2026 FSC-klagomål.docx
+++ b/klagomål/A 22081-2026 FSC-klagomål.docx
@@ -1071,7 +1071,7 @@
     <w:r>
       <w:tab/>
       <w:tab/>
-      <w:t>2026-09-12</w:t>
+      <w:t>2026-09-13</w:t>
       <w:br/>
       <w:br/>
     </w:r>
